--- a/User stories updated.docx
+++ b/User stories updated.docx
@@ -22,6 +22,23 @@
     <w:p>
       <w:pPr>
         <w:rPr>
+          <w:sz w:val="22"/>
+          <w:szCs w:val="22"/>
+          <w:lang w:val="en-US"/>
+        </w:rPr>
+      </w:pPr>
+      <w:r>
+        <w:rPr>
+          <w:sz w:val="22"/>
+          <w:szCs w:val="22"/>
+          <w:lang w:val="en-US"/>
+        </w:rPr>
+        <w:t>Made by Fathiat Ayodele Team 12 System Analyst/Designer</w:t>
+      </w:r>
+    </w:p>
+    <w:p>
+      <w:pPr>
+        <w:rPr>
           <w:b/>
           <w:bCs/>
           <w:lang w:val="en-US"/>
@@ -50,7 +67,53 @@
           <w:szCs w:val="22"/>
           <w:lang w:val="en-US"/>
         </w:rPr>
-        <w:t>User story 1: As a</w:t>
+        <w:t>User story</w:t>
+      </w:r>
+      <w:r>
+        <w:rPr>
+          <w:sz w:val="22"/>
+          <w:szCs w:val="22"/>
+          <w:lang w:val="en-US"/>
+        </w:rPr>
+        <w:t xml:space="preserve"> 1</w:t>
+      </w:r>
+      <w:r>
+        <w:rPr>
+          <w:sz w:val="22"/>
+          <w:szCs w:val="22"/>
+          <w:lang w:val="en-US"/>
+        </w:rPr>
+        <w:t xml:space="preserve"> </w:t>
+      </w:r>
+      <w:r>
+        <w:rPr>
+          <w:sz w:val="22"/>
+          <w:szCs w:val="22"/>
+          <w:lang w:val="en-US"/>
+        </w:rPr>
+        <w:t>(</w:t>
+      </w:r>
+      <w:r>
+        <w:rPr>
+          <w:sz w:val="22"/>
+          <w:szCs w:val="22"/>
+        </w:rPr>
+        <w:t>Register non-commercial member</w:t>
+      </w:r>
+      <w:r>
+        <w:rPr>
+          <w:sz w:val="22"/>
+          <w:szCs w:val="22"/>
+        </w:rPr>
+        <w:t>)</w:t>
+      </w:r>
+      <w:r>
+        <w:rPr>
+          <w:sz w:val="22"/>
+          <w:szCs w:val="22"/>
+          <w:lang w:val="en-US"/>
+        </w:rPr>
+        <w:t>: As a</w:t>
       </w:r>
       <w:r>
         <w:rPr>
@@ -90,25 +153,7 @@
           <w:szCs w:val="22"/>
           <w:lang w:val="en-US"/>
         </w:rPr>
-        <w:t xml:space="preserve">, I want to register with my email as a </w:t>
-      </w:r>
-      <w:proofErr w:type="spellStart"/>
-      <w:r>
-        <w:rPr>
-          <w:sz w:val="22"/>
-          <w:szCs w:val="22"/>
-          <w:lang w:val="en-US"/>
-        </w:rPr>
-        <w:t>non commercial</w:t>
-      </w:r>
-      <w:proofErr w:type="spellEnd"/>
-      <w:r>
-        <w:rPr>
-          <w:sz w:val="22"/>
-          <w:szCs w:val="22"/>
-          <w:lang w:val="en-US"/>
-        </w:rPr>
-        <w:t xml:space="preserve"> </w:t>
+        <w:t xml:space="preserve">, I want to register with my email as a non commercial </w:t>
       </w:r>
       <w:r>
         <w:rPr>
@@ -141,7 +186,53 @@
           <w:szCs w:val="22"/>
           <w:lang w:val="en-US"/>
         </w:rPr>
-        <w:t xml:space="preserve">User story 2: As a </w:t>
+        <w:t>User story</w:t>
+      </w:r>
+      <w:r>
+        <w:rPr>
+          <w:sz w:val="22"/>
+          <w:szCs w:val="22"/>
+          <w:lang w:val="en-US"/>
+        </w:rPr>
+        <w:t xml:space="preserve"> 2</w:t>
+      </w:r>
+      <w:r>
+        <w:rPr>
+          <w:sz w:val="22"/>
+          <w:szCs w:val="22"/>
+          <w:lang w:val="en-US"/>
+        </w:rPr>
+        <w:t xml:space="preserve"> </w:t>
+      </w:r>
+      <w:r>
+        <w:rPr>
+          <w:sz w:val="22"/>
+          <w:szCs w:val="22"/>
+          <w:lang w:val="en-US"/>
+        </w:rPr>
+        <w:t>(</w:t>
+      </w:r>
+      <w:r>
+        <w:rPr>
+          <w:sz w:val="22"/>
+          <w:szCs w:val="22"/>
+        </w:rPr>
+        <w:t>Send login details via email</w:t>
+      </w:r>
+      <w:r>
+        <w:rPr>
+          <w:sz w:val="22"/>
+          <w:szCs w:val="22"/>
+        </w:rPr>
+        <w:t>)</w:t>
+      </w:r>
+      <w:r>
+        <w:rPr>
+          <w:sz w:val="22"/>
+          <w:szCs w:val="22"/>
+          <w:lang w:val="en-US"/>
+        </w:rPr>
+        <w:t xml:space="preserve">: As a </w:t>
       </w:r>
       <w:r>
         <w:rPr>
@@ -197,7 +288,55 @@
           <w:szCs w:val="22"/>
           <w:lang w:val="en-US"/>
         </w:rPr>
-        <w:t>, I want to receive my login details containing a password via email so I can access the IPOS PU online service.</w:t>
+        <w:t>, I want to receive my login details containing a password</w:t>
+      </w:r>
+      <w:r>
+        <w:rPr>
+          <w:sz w:val="22"/>
+          <w:szCs w:val="22"/>
+          <w:lang w:val="en-US"/>
+        </w:rPr>
+        <w:t xml:space="preserve"> generated by the IPOS</w:t>
+      </w:r>
+      <w:r>
+        <w:rPr>
+          <w:sz w:val="22"/>
+          <w:szCs w:val="22"/>
+          <w:lang w:val="en-US"/>
+        </w:rPr>
+        <w:t xml:space="preserve"> PU system </w:t>
+      </w:r>
+      <w:r>
+        <w:rPr>
+          <w:sz w:val="22"/>
+          <w:szCs w:val="22"/>
+          <w:lang w:val="en-US"/>
+        </w:rPr>
+        <w:t xml:space="preserve">with 10 random characters </w:t>
+      </w:r>
+      <w:r>
+        <w:rPr>
+          <w:sz w:val="22"/>
+          <w:szCs w:val="22"/>
+          <w:lang w:val="en-US"/>
+        </w:rPr>
+        <w:t>including letters</w:t>
+      </w:r>
+      <w:r>
+        <w:rPr>
+          <w:sz w:val="22"/>
+          <w:szCs w:val="22"/>
+          <w:lang w:val="en-US"/>
+        </w:rPr>
+        <w:t>, numbers and symbols</w:t>
+      </w:r>
+      <w:r>
+        <w:rPr>
+          <w:sz w:val="22"/>
+          <w:szCs w:val="22"/>
+          <w:lang w:val="en-US"/>
+        </w:rPr>
+        <w:t xml:space="preserve"> via email so I can access the IPOS PU online service.</w:t>
       </w:r>
     </w:p>
     <w:p>
@@ -205,16 +344,45 @@
         <w:rPr>
           <w:sz w:val="22"/>
           <w:szCs w:val="22"/>
-          <w:lang w:val="en-US"/>
-        </w:rPr>
-      </w:pPr>
-      <w:r>
-        <w:rPr>
-          <w:sz w:val="22"/>
-          <w:szCs w:val="22"/>
-          <w:lang w:val="en-US"/>
-        </w:rPr>
-        <w:t xml:space="preserve">User story 3: As a </w:t>
+        </w:rPr>
+      </w:pPr>
+      <w:r>
+        <w:rPr>
+          <w:sz w:val="22"/>
+          <w:szCs w:val="22"/>
+          <w:lang w:val="en-US"/>
+        </w:rPr>
+        <w:t xml:space="preserve">User story </w:t>
+      </w:r>
+      <w:r>
+        <w:rPr>
+          <w:sz w:val="22"/>
+          <w:szCs w:val="22"/>
+          <w:lang w:val="en-US"/>
+        </w:rPr>
+        <w:t>3 (</w:t>
+      </w:r>
+      <w:r>
+        <w:rPr>
+          <w:sz w:val="22"/>
+          <w:szCs w:val="22"/>
+        </w:rPr>
+        <w:t>Force password change on the first login</w:t>
+      </w:r>
+      <w:r>
+        <w:rPr>
+          <w:sz w:val="22"/>
+          <w:szCs w:val="22"/>
+        </w:rPr>
+        <w:t>)</w:t>
+      </w:r>
+      <w:r>
+        <w:rPr>
+          <w:sz w:val="22"/>
+          <w:szCs w:val="22"/>
+          <w:lang w:val="en-US"/>
+        </w:rPr>
+        <w:t xml:space="preserve">: As a </w:t>
       </w:r>
       <w:r>
         <w:rPr>
@@ -287,7 +455,37 @@
           <w:szCs w:val="22"/>
           <w:lang w:val="en-US"/>
         </w:rPr>
-        <w:t xml:space="preserve">User story 4: As a </w:t>
+        <w:t xml:space="preserve">User story </w:t>
+      </w:r>
+      <w:r>
+        <w:rPr>
+          <w:sz w:val="22"/>
+          <w:szCs w:val="22"/>
+          <w:lang w:val="en-US"/>
+        </w:rPr>
+        <w:t>4 (</w:t>
+      </w:r>
+      <w:r>
+        <w:rPr>
+          <w:sz w:val="22"/>
+          <w:szCs w:val="22"/>
+        </w:rPr>
+        <w:t>Submit commercial membership application</w:t>
+      </w:r>
+      <w:r>
+        <w:rPr>
+          <w:sz w:val="22"/>
+          <w:szCs w:val="22"/>
+        </w:rPr>
+        <w:t>)</w:t>
+      </w:r>
+      <w:r>
+        <w:rPr>
+          <w:sz w:val="22"/>
+          <w:szCs w:val="22"/>
+          <w:lang w:val="en-US"/>
+        </w:rPr>
+        <w:t xml:space="preserve">: As a </w:t>
       </w:r>
       <w:r>
         <w:rPr>
@@ -327,25 +525,7 @@
           <w:szCs w:val="22"/>
           <w:lang w:val="en-US"/>
         </w:rPr>
-        <w:t xml:space="preserve">provide company and director details when applying for a commercial membership so that my application can be reviewed by </w:t>
-      </w:r>
-      <w:proofErr w:type="spellStart"/>
-      <w:r>
-        <w:rPr>
-          <w:sz w:val="22"/>
-          <w:szCs w:val="22"/>
-          <w:lang w:val="en-US"/>
-        </w:rPr>
-        <w:t>InfoPharma</w:t>
-      </w:r>
-      <w:proofErr w:type="spellEnd"/>
-      <w:r>
-        <w:rPr>
-          <w:sz w:val="22"/>
-          <w:szCs w:val="22"/>
-          <w:lang w:val="en-US"/>
-        </w:rPr>
-        <w:t>.</w:t>
+        <w:t>provide company and director details when applying for a commercial membership so that my application can be reviewed by InfoPharma.</w:t>
       </w:r>
     </w:p>
     <w:p>
@@ -362,7 +542,37 @@
           <w:szCs w:val="22"/>
           <w:lang w:val="en-US"/>
         </w:rPr>
-        <w:t>User story 5: As a Commercial Applicant, I want to choose whether I want to receive the result of my application via email or post so that I can be notified using my preferred method.</w:t>
+        <w:t>User story 5</w:t>
+      </w:r>
+      <w:r>
+        <w:rPr>
+          <w:sz w:val="22"/>
+          <w:szCs w:val="22"/>
+          <w:lang w:val="en-US"/>
+        </w:rPr>
+        <w:t xml:space="preserve"> (</w:t>
+      </w:r>
+      <w:r>
+        <w:rPr>
+          <w:sz w:val="22"/>
+          <w:szCs w:val="22"/>
+        </w:rPr>
+        <w:t>Select notification method for application result</w:t>
+      </w:r>
+      <w:r>
+        <w:rPr>
+          <w:sz w:val="22"/>
+          <w:szCs w:val="22"/>
+        </w:rPr>
+        <w:t>)</w:t>
+      </w:r>
+      <w:r>
+        <w:rPr>
+          <w:sz w:val="22"/>
+          <w:szCs w:val="22"/>
+          <w:lang w:val="en-US"/>
+        </w:rPr>
+        <w:t>: As a Commercial Applicant, I want to choose whether I want to receive the result of my application via email or post so that I can be notified using my preferred method.</w:t>
       </w:r>
     </w:p>
     <w:p>
@@ -395,39 +605,77 @@
           <w:szCs w:val="22"/>
           <w:lang w:val="en-US"/>
         </w:rPr>
-        <w:t xml:space="preserve">: As a </w:t>
-      </w:r>
-      <w:r>
-        <w:rPr>
-          <w:sz w:val="22"/>
-          <w:szCs w:val="22"/>
-          <w:lang w:val="en-US"/>
-        </w:rPr>
-        <w:t>C</w:t>
-      </w:r>
-      <w:r>
-        <w:rPr>
-          <w:sz w:val="22"/>
-          <w:szCs w:val="22"/>
-          <w:lang w:val="en-US"/>
-        </w:rPr>
-        <w:t xml:space="preserve">ommercial </w:t>
-      </w:r>
-      <w:r>
-        <w:rPr>
-          <w:sz w:val="22"/>
-          <w:szCs w:val="22"/>
-          <w:lang w:val="en-US"/>
-        </w:rPr>
-        <w:t>Applicant</w:t>
-      </w:r>
-      <w:r>
-        <w:rPr>
-          <w:sz w:val="22"/>
-          <w:szCs w:val="22"/>
-          <w:lang w:val="en-US"/>
-        </w:rPr>
-        <w:t>, I want my application to be transferred to IPOS-SA so a decision can be made as to whether my application is approved or rejected.</w:t>
+        <w:t xml:space="preserve"> (</w:t>
+      </w:r>
+      <w:r>
+        <w:rPr>
+          <w:sz w:val="22"/>
+          <w:szCs w:val="22"/>
+        </w:rPr>
+        <w:t>Transfer commercial application to IPOS-SA</w:t>
+      </w:r>
+      <w:r>
+        <w:rPr>
+          <w:sz w:val="22"/>
+          <w:szCs w:val="22"/>
+        </w:rPr>
+        <w:t>)</w:t>
+      </w:r>
+      <w:r>
+        <w:rPr>
+          <w:sz w:val="22"/>
+          <w:szCs w:val="22"/>
+          <w:lang w:val="en-US"/>
+        </w:rPr>
+        <w:t xml:space="preserve">: As </w:t>
+      </w:r>
+      <w:r>
+        <w:rPr>
+          <w:sz w:val="22"/>
+          <w:szCs w:val="22"/>
+          <w:lang w:val="en-US"/>
+        </w:rPr>
+        <w:t>the IPOS-PU System</w:t>
+      </w:r>
+      <w:r>
+        <w:rPr>
+          <w:sz w:val="22"/>
+          <w:szCs w:val="22"/>
+          <w:lang w:val="en-US"/>
+        </w:rPr>
+        <w:t xml:space="preserve">, I want </w:t>
+      </w:r>
+      <w:r>
+        <w:rPr>
+          <w:sz w:val="22"/>
+          <w:szCs w:val="22"/>
+          <w:lang w:val="en-US"/>
+        </w:rPr>
+        <w:t>to submit commercial</w:t>
+      </w:r>
+      <w:r>
+        <w:rPr>
+          <w:sz w:val="22"/>
+          <w:szCs w:val="22"/>
+          <w:lang w:val="en-US"/>
+        </w:rPr>
+        <w:t xml:space="preserve"> application to IPOS-SA so a decision can be mad</w:t>
+      </w:r>
+      <w:r>
+        <w:rPr>
+          <w:sz w:val="22"/>
+          <w:szCs w:val="22"/>
+          <w:lang w:val="en-US"/>
+        </w:rPr>
+        <w:t>e on if the</w:t>
+      </w:r>
+      <w:r>
+        <w:rPr>
+          <w:sz w:val="22"/>
+          <w:szCs w:val="22"/>
+          <w:lang w:val="en-US"/>
+        </w:rPr>
+        <w:t xml:space="preserve"> application is approved or rejected.</w:t>
       </w:r>
     </w:p>
     <w:p>
@@ -460,6 +708,28 @@
           <w:szCs w:val="22"/>
           <w:lang w:val="en-US"/>
         </w:rPr>
+        <w:t xml:space="preserve"> (</w:t>
+      </w:r>
+      <w:r>
+        <w:rPr>
+          <w:sz w:val="22"/>
+          <w:szCs w:val="22"/>
+        </w:rPr>
+        <w:t>Notify applicant of application outcome</w:t>
+      </w:r>
+      <w:r>
+        <w:rPr>
+          <w:sz w:val="22"/>
+          <w:szCs w:val="22"/>
+        </w:rPr>
+        <w:t>)</w:t>
+      </w:r>
+      <w:r>
+        <w:rPr>
+          <w:sz w:val="22"/>
+          <w:szCs w:val="22"/>
+          <w:lang w:val="en-US"/>
+        </w:rPr>
         <w:t xml:space="preserve">: As a </w:t>
       </w:r>
       <w:r>
@@ -517,16 +787,32 @@
           <w:lang w:val="en-US"/>
         </w:rPr>
         <w:t>so that I’m aware of whether I can access IPOS-SA services.</w:t>
+      </w:r>
+      <w:r>
+        <w:rPr>
+          <w:sz w:val="22"/>
+          <w:szCs w:val="22"/>
+          <w:lang w:val="en-US"/>
+        </w:rPr>
+        <w:tab/>
       </w:r>
     </w:p>
     <w:p>
       <w:pPr>
         <w:rPr>
-          <w:sz w:val="22"/>
-          <w:szCs w:val="22"/>
-          <w:lang w:val="en-US"/>
-        </w:rPr>
-      </w:pPr>
+          <w:b/>
+          <w:bCs/>
+          <w:lang w:val="en-US"/>
+        </w:rPr>
+      </w:pPr>
+      <w:r>
+        <w:rPr>
+          <w:b/>
+          <w:bCs/>
+          <w:lang w:val="en-US"/>
+        </w:rPr>
+        <w:t>Sales:</w:t>
+      </w:r>
     </w:p>
     <w:p>
       <w:pPr>
@@ -542,15 +828,69 @@
           <w:szCs w:val="22"/>
           <w:lang w:val="en-US"/>
         </w:rPr>
-        <w:t xml:space="preserve">These will be deleted but aid in </w:t>
-      </w:r>
-      <w:r>
-        <w:rPr>
-          <w:sz w:val="22"/>
-          <w:szCs w:val="22"/>
-          <w:lang w:val="en-US"/>
-        </w:rPr>
-        <w:t>bridging detail of use case requirement with user stories:</w:t>
+        <w:t>U</w:t>
+      </w:r>
+      <w:r>
+        <w:rPr>
+          <w:sz w:val="22"/>
+          <w:szCs w:val="22"/>
+          <w:lang w:val="en-US"/>
+        </w:rPr>
+        <w:t>se</w:t>
+      </w:r>
+      <w:r>
+        <w:rPr>
+          <w:sz w:val="22"/>
+          <w:szCs w:val="22"/>
+          <w:lang w:val="en-US"/>
+        </w:rPr>
+        <w:t>r</w:t>
+      </w:r>
+      <w:r>
+        <w:rPr>
+          <w:sz w:val="22"/>
+          <w:szCs w:val="22"/>
+          <w:lang w:val="en-US"/>
+        </w:rPr>
+        <w:t xml:space="preserve"> story </w:t>
+      </w:r>
+      <w:r>
+        <w:rPr>
+          <w:sz w:val="22"/>
+          <w:szCs w:val="22"/>
+          <w:lang w:val="en-US"/>
+        </w:rPr>
+        <w:t>8</w:t>
+      </w:r>
+      <w:r>
+        <w:rPr>
+          <w:sz w:val="22"/>
+          <w:szCs w:val="22"/>
+          <w:lang w:val="en-US"/>
+        </w:rPr>
+        <w:t xml:space="preserve"> (</w:t>
+      </w:r>
+      <w:r>
+        <w:rPr>
+          <w:sz w:val="22"/>
+          <w:szCs w:val="22"/>
+        </w:rPr>
+        <w:t>Browse product catalogue</w:t>
+      </w:r>
+      <w:r>
+        <w:rPr>
+          <w:sz w:val="22"/>
+          <w:szCs w:val="22"/>
+        </w:rPr>
+        <w:t>)</w:t>
+      </w:r>
+      <w:r>
+        <w:rPr>
+          <w:sz w:val="22"/>
+          <w:szCs w:val="22"/>
+          <w:lang w:val="en-US"/>
+        </w:rPr>
+        <w:t>: As a Customer, I want to browse the product catalogue so I can view which products are available.</w:t>
       </w:r>
     </w:p>
     <w:p>
@@ -567,31 +907,77 @@
           <w:szCs w:val="22"/>
           <w:lang w:val="en-US"/>
         </w:rPr>
-        <w:t>User story 1</w:t>
-      </w:r>
-      <w:r>
-        <w:rPr>
-          <w:sz w:val="22"/>
-          <w:szCs w:val="22"/>
-          <w:lang w:val="en-US"/>
-        </w:rPr>
-        <w:t>-</w:t>
-      </w:r>
-      <w:r>
-        <w:rPr>
-          <w:sz w:val="22"/>
-          <w:szCs w:val="22"/>
-          <w:lang w:val="en-US"/>
-        </w:rPr>
-        <w:t>&amp;2</w:t>
-      </w:r>
-      <w:r>
-        <w:rPr>
-          <w:sz w:val="22"/>
-          <w:szCs w:val="22"/>
-          <w:lang w:val="en-US"/>
-        </w:rPr>
-        <w:t>, apply for Non-commercial membership:</w:t>
+        <w:t xml:space="preserve">User story </w:t>
+      </w:r>
+      <w:r>
+        <w:rPr>
+          <w:sz w:val="22"/>
+          <w:szCs w:val="22"/>
+          <w:lang w:val="en-US"/>
+        </w:rPr>
+        <w:t>9</w:t>
+      </w:r>
+      <w:r>
+        <w:rPr>
+          <w:sz w:val="22"/>
+          <w:szCs w:val="22"/>
+          <w:lang w:val="en-US"/>
+        </w:rPr>
+        <w:t xml:space="preserve"> (</w:t>
+      </w:r>
+      <w:r>
+        <w:rPr>
+          <w:sz w:val="22"/>
+          <w:szCs w:val="22"/>
+        </w:rPr>
+        <w:t>Display only in-stock products</w:t>
+      </w:r>
+      <w:r>
+        <w:rPr>
+          <w:sz w:val="22"/>
+          <w:szCs w:val="22"/>
+        </w:rPr>
+        <w:t>)</w:t>
+      </w:r>
+      <w:r>
+        <w:rPr>
+          <w:sz w:val="22"/>
+          <w:szCs w:val="22"/>
+          <w:lang w:val="en-US"/>
+        </w:rPr>
+        <w:t xml:space="preserve">: As </w:t>
+      </w:r>
+      <w:r>
+        <w:rPr>
+          <w:sz w:val="22"/>
+          <w:szCs w:val="22"/>
+          <w:lang w:val="en-US"/>
+        </w:rPr>
+        <w:t>the IPOS-PU</w:t>
+      </w:r>
+      <w:r>
+        <w:rPr>
+          <w:sz w:val="22"/>
+          <w:szCs w:val="22"/>
+          <w:lang w:val="en-US"/>
+        </w:rPr>
+        <w:t xml:space="preserve"> System, I want to </w:t>
+      </w:r>
+      <w:r>
+        <w:rPr>
+          <w:sz w:val="22"/>
+          <w:szCs w:val="22"/>
+          <w:lang w:val="en-US"/>
+        </w:rPr>
+        <w:t>display</w:t>
+      </w:r>
+      <w:r>
+        <w:rPr>
+          <w:sz w:val="22"/>
+          <w:szCs w:val="22"/>
+          <w:lang w:val="en-US"/>
+        </w:rPr>
+        <w:t xml:space="preserve"> only the products that are available so that the Customer cannot order any products that aren’t in stock.</w:t>
       </w:r>
     </w:p>
     <w:p>
@@ -608,15 +994,93 @@
           <w:szCs w:val="22"/>
           <w:lang w:val="en-US"/>
         </w:rPr>
-        <w:t xml:space="preserve">Primary actors: </w:t>
-      </w:r>
-      <w:r>
-        <w:rPr>
-          <w:sz w:val="22"/>
-          <w:szCs w:val="22"/>
-          <w:lang w:val="en-US"/>
-        </w:rPr>
-        <w:t xml:space="preserve">Non-commercial Applicant </w:t>
+        <w:t xml:space="preserve">User story </w:t>
+      </w:r>
+      <w:r>
+        <w:rPr>
+          <w:sz w:val="22"/>
+          <w:szCs w:val="22"/>
+          <w:lang w:val="en-US"/>
+        </w:rPr>
+        <w:t>10</w:t>
+      </w:r>
+      <w:r>
+        <w:rPr>
+          <w:sz w:val="22"/>
+          <w:szCs w:val="22"/>
+          <w:lang w:val="en-US"/>
+        </w:rPr>
+        <w:t xml:space="preserve"> (</w:t>
+      </w:r>
+      <w:r>
+        <w:rPr>
+          <w:sz w:val="22"/>
+          <w:szCs w:val="22"/>
+        </w:rPr>
+        <w:t>Restrict ordering to one active customer session</w:t>
+      </w:r>
+      <w:r>
+        <w:rPr>
+          <w:sz w:val="22"/>
+          <w:szCs w:val="22"/>
+        </w:rPr>
+        <w:t>)</w:t>
+      </w:r>
+      <w:r>
+        <w:rPr>
+          <w:sz w:val="22"/>
+          <w:szCs w:val="22"/>
+          <w:lang w:val="en-US"/>
+        </w:rPr>
+        <w:t xml:space="preserve">: As </w:t>
+      </w:r>
+      <w:r>
+        <w:rPr>
+          <w:sz w:val="22"/>
+          <w:szCs w:val="22"/>
+          <w:lang w:val="en-US"/>
+        </w:rPr>
+        <w:t xml:space="preserve">the IPOS-PU </w:t>
+      </w:r>
+      <w:r>
+        <w:rPr>
+          <w:sz w:val="22"/>
+          <w:szCs w:val="22"/>
+          <w:lang w:val="en-US"/>
+        </w:rPr>
+        <w:t xml:space="preserve">System, I want to allow only one </w:t>
+      </w:r>
+      <w:r>
+        <w:rPr>
+          <w:sz w:val="22"/>
+          <w:szCs w:val="22"/>
+          <w:lang w:val="en-US"/>
+        </w:rPr>
+        <w:t xml:space="preserve">active </w:t>
+      </w:r>
+      <w:r>
+        <w:rPr>
+          <w:sz w:val="22"/>
+          <w:szCs w:val="22"/>
+          <w:lang w:val="en-US"/>
+        </w:rPr>
+        <w:t xml:space="preserve">Customer to place an order at a time so that I can avoid </w:t>
+      </w:r>
+      <w:r>
+        <w:rPr>
+          <w:sz w:val="22"/>
+          <w:szCs w:val="22"/>
+          <w:lang w:val="en-US"/>
+        </w:rPr>
+        <w:t>processing  conflicts with orders as a single user desktop application</w:t>
+      </w:r>
+      <w:r>
+        <w:rPr>
+          <w:sz w:val="22"/>
+          <w:szCs w:val="22"/>
+          <w:lang w:val="en-US"/>
+        </w:rPr>
+        <w:t>.</w:t>
       </w:r>
     </w:p>
     <w:p>
@@ -633,7 +1097,69 @@
           <w:szCs w:val="22"/>
           <w:lang w:val="en-US"/>
         </w:rPr>
-        <w:t>Secondary actors: Email Service</w:t>
+        <w:t xml:space="preserve">User story </w:t>
+      </w:r>
+      <w:r>
+        <w:rPr>
+          <w:sz w:val="22"/>
+          <w:szCs w:val="22"/>
+          <w:lang w:val="en-US"/>
+        </w:rPr>
+        <w:t>1</w:t>
+      </w:r>
+      <w:r>
+        <w:rPr>
+          <w:sz w:val="22"/>
+          <w:szCs w:val="22"/>
+          <w:lang w:val="en-US"/>
+        </w:rPr>
+        <w:t>1</w:t>
+      </w:r>
+      <w:r>
+        <w:rPr>
+          <w:sz w:val="22"/>
+          <w:szCs w:val="22"/>
+          <w:lang w:val="en-US"/>
+        </w:rPr>
+        <w:t xml:space="preserve"> (</w:t>
+      </w:r>
+      <w:r>
+        <w:rPr>
+          <w:sz w:val="22"/>
+          <w:szCs w:val="22"/>
+        </w:rPr>
+        <w:t>Add products to shopping basket</w:t>
+      </w:r>
+      <w:r>
+        <w:rPr>
+          <w:sz w:val="22"/>
+          <w:szCs w:val="22"/>
+        </w:rPr>
+        <w:t>)</w:t>
+      </w:r>
+      <w:r>
+        <w:rPr>
+          <w:sz w:val="22"/>
+          <w:szCs w:val="22"/>
+          <w:lang w:val="en-US"/>
+        </w:rPr>
+        <w:t xml:space="preserve">: As a Customer I want to add products to a shopping basket so that I can view the order of products I wish to </w:t>
+      </w:r>
+      <w:r>
+        <w:rPr>
+          <w:sz w:val="22"/>
+          <w:szCs w:val="22"/>
+          <w:lang w:val="en-US"/>
+        </w:rPr>
+        <w:t>buy</w:t>
+      </w:r>
+      <w:r>
+        <w:rPr>
+          <w:sz w:val="22"/>
+          <w:szCs w:val="22"/>
+          <w:lang w:val="en-US"/>
+        </w:rPr>
+        <w:t>.</w:t>
       </w:r>
     </w:p>
     <w:p>
@@ -650,23 +1176,77 @@
           <w:szCs w:val="22"/>
           <w:lang w:val="en-US"/>
         </w:rPr>
-        <w:t xml:space="preserve">Main flow: </w:t>
-      </w:r>
-      <w:r>
-        <w:rPr>
-          <w:sz w:val="22"/>
-          <w:szCs w:val="22"/>
-          <w:lang w:val="en-US"/>
-        </w:rPr>
-        <w:t xml:space="preserve">1) Applicant enters email address to register </w:t>
-      </w:r>
-      <w:r>
-        <w:rPr>
-          <w:sz w:val="22"/>
-          <w:szCs w:val="22"/>
-          <w:lang w:val="en-US"/>
-        </w:rPr>
-        <w:t>as a member.</w:t>
+        <w:t xml:space="preserve">User story </w:t>
+      </w:r>
+      <w:r>
+        <w:rPr>
+          <w:sz w:val="22"/>
+          <w:szCs w:val="22"/>
+          <w:lang w:val="en-US"/>
+        </w:rPr>
+        <w:t>1</w:t>
+      </w:r>
+      <w:r>
+        <w:rPr>
+          <w:sz w:val="22"/>
+          <w:szCs w:val="22"/>
+          <w:lang w:val="en-US"/>
+        </w:rPr>
+        <w:t>2</w:t>
+      </w:r>
+      <w:r>
+        <w:rPr>
+          <w:sz w:val="22"/>
+          <w:szCs w:val="22"/>
+          <w:lang w:val="en-US"/>
+        </w:rPr>
+        <w:t xml:space="preserve"> (</w:t>
+      </w:r>
+      <w:r>
+        <w:rPr>
+          <w:sz w:val="22"/>
+          <w:szCs w:val="22"/>
+        </w:rPr>
+        <w:t>Search catalogue using keywords</w:t>
+      </w:r>
+      <w:r>
+        <w:rPr>
+          <w:sz w:val="22"/>
+          <w:szCs w:val="22"/>
+        </w:rPr>
+        <w:t>)</w:t>
+      </w:r>
+      <w:r>
+        <w:rPr>
+          <w:sz w:val="22"/>
+          <w:szCs w:val="22"/>
+          <w:lang w:val="en-US"/>
+        </w:rPr>
+        <w:t>:</w:t>
+      </w:r>
+      <w:r>
+        <w:rPr>
+          <w:sz w:val="22"/>
+          <w:szCs w:val="22"/>
+          <w:lang w:val="en-US"/>
+        </w:rPr>
+        <w:t xml:space="preserve"> As a Customer, I want to use keywords in a search function to filter the product catalogue so that I can find the </w:t>
+      </w:r>
+      <w:r>
+        <w:rPr>
+          <w:sz w:val="22"/>
+          <w:szCs w:val="22"/>
+          <w:lang w:val="en-US"/>
+        </w:rPr>
+        <w:t xml:space="preserve">relevant </w:t>
+      </w:r>
+      <w:r>
+        <w:rPr>
+          <w:sz w:val="22"/>
+          <w:szCs w:val="22"/>
+          <w:lang w:val="en-US"/>
+        </w:rPr>
+        <w:t>products.</w:t>
       </w:r>
     </w:p>
     <w:p>
@@ -683,8 +1263,62 @@
           <w:szCs w:val="22"/>
           <w:lang w:val="en-US"/>
         </w:rPr>
-        <w:tab/>
-        <w:t xml:space="preserve">        2) System checks validity of email address.</w:t>
+        <w:lastRenderedPageBreak/>
+        <w:t xml:space="preserve">User story </w:t>
+      </w:r>
+      <w:r>
+        <w:rPr>
+          <w:sz w:val="22"/>
+          <w:szCs w:val="22"/>
+          <w:lang w:val="en-US"/>
+        </w:rPr>
+        <w:t>1</w:t>
+      </w:r>
+      <w:r>
+        <w:rPr>
+          <w:sz w:val="22"/>
+          <w:szCs w:val="22"/>
+          <w:lang w:val="en-US"/>
+        </w:rPr>
+        <w:t>3</w:t>
+      </w:r>
+      <w:r>
+        <w:rPr>
+          <w:sz w:val="22"/>
+          <w:szCs w:val="22"/>
+          <w:lang w:val="en-US"/>
+        </w:rPr>
+        <w:t>(</w:t>
+      </w:r>
+      <w:r>
+        <w:rPr>
+          <w:sz w:val="22"/>
+          <w:szCs w:val="22"/>
+        </w:rPr>
+        <w:t>Add and remove items from basket</w:t>
+      </w:r>
+      <w:r>
+        <w:rPr>
+          <w:sz w:val="22"/>
+          <w:szCs w:val="22"/>
+        </w:rPr>
+        <w:t>)</w:t>
+      </w:r>
+      <w:r>
+        <w:rPr>
+          <w:sz w:val="22"/>
+          <w:szCs w:val="22"/>
+          <w:lang w:val="en-US"/>
+        </w:rPr>
+        <w:t>: As a Customer,</w:t>
+      </w:r>
+      <w:r>
+        <w:rPr>
+          <w:sz w:val="22"/>
+          <w:szCs w:val="22"/>
+          <w:lang w:val="en-US"/>
+        </w:rPr>
+        <w:t xml:space="preserve"> I want to add and remove products from my shopping basket so I can place an order I want.</w:t>
       </w:r>
     </w:p>
     <w:p>
@@ -701,64 +1335,69 @@
           <w:szCs w:val="22"/>
           <w:lang w:val="en-US"/>
         </w:rPr>
-        <w:tab/>
-        <w:t xml:space="preserve">        3) </w:t>
-      </w:r>
-      <w:r>
-        <w:rPr>
-          <w:sz w:val="22"/>
-          <w:szCs w:val="22"/>
-          <w:lang w:val="en-US"/>
-        </w:rPr>
-        <w:t xml:space="preserve">System generates a random password </w:t>
-      </w:r>
-      <w:r>
-        <w:rPr>
-          <w:sz w:val="22"/>
-          <w:szCs w:val="22"/>
-          <w:lang w:val="en-US"/>
-        </w:rPr>
-        <w:t>consisted of 10 char</w:t>
-      </w:r>
-      <w:r>
-        <w:rPr>
-          <w:sz w:val="22"/>
-          <w:szCs w:val="22"/>
-          <w:lang w:val="en-US"/>
-        </w:rPr>
-        <w:t xml:space="preserve">acters(letters, numbers and symbols) </w:t>
-      </w:r>
-      <w:r>
-        <w:rPr>
-          <w:sz w:val="22"/>
-          <w:szCs w:val="22"/>
-          <w:lang w:val="en-US"/>
-        </w:rPr>
-        <w:t>and email</w:t>
-      </w:r>
-      <w:r>
-        <w:rPr>
-          <w:sz w:val="22"/>
-          <w:szCs w:val="22"/>
-          <w:lang w:val="en-US"/>
-        </w:rPr>
-        <w:t>s</w:t>
-      </w:r>
-      <w:r>
-        <w:rPr>
-          <w:sz w:val="22"/>
-          <w:szCs w:val="22"/>
-          <w:lang w:val="en-US"/>
-        </w:rPr>
-        <w:t xml:space="preserve"> login details</w:t>
-      </w:r>
-      <w:r>
-        <w:rPr>
-          <w:sz w:val="22"/>
-          <w:szCs w:val="22"/>
-          <w:lang w:val="en-US"/>
-        </w:rPr>
-        <w:t xml:space="preserve"> to Applicant’s email.</w:t>
+        <w:t xml:space="preserve">User story </w:t>
+      </w:r>
+      <w:r>
+        <w:rPr>
+          <w:sz w:val="22"/>
+          <w:szCs w:val="22"/>
+          <w:lang w:val="en-US"/>
+        </w:rPr>
+        <w:t>1</w:t>
+      </w:r>
+      <w:r>
+        <w:rPr>
+          <w:sz w:val="22"/>
+          <w:szCs w:val="22"/>
+          <w:lang w:val="en-US"/>
+        </w:rPr>
+        <w:t>4</w:t>
+      </w:r>
+      <w:r>
+        <w:rPr>
+          <w:sz w:val="22"/>
+          <w:szCs w:val="22"/>
+          <w:lang w:val="en-US"/>
+        </w:rPr>
+        <w:t xml:space="preserve"> (</w:t>
+      </w:r>
+      <w:r>
+        <w:rPr>
+          <w:sz w:val="22"/>
+          <w:szCs w:val="22"/>
+        </w:rPr>
+        <w:t>Pay by credit/debit card</w:t>
+      </w:r>
+      <w:r>
+        <w:rPr>
+          <w:sz w:val="22"/>
+          <w:szCs w:val="22"/>
+        </w:rPr>
+        <w:t>)</w:t>
+      </w:r>
+      <w:r>
+        <w:rPr>
+          <w:sz w:val="22"/>
+          <w:szCs w:val="22"/>
+          <w:lang w:val="en-US"/>
+        </w:rPr>
+        <w:t>: As a Customer, I want to pay using a credit/debit card</w:t>
+      </w:r>
+      <w:r>
+        <w:rPr>
+          <w:sz w:val="22"/>
+          <w:szCs w:val="22"/>
+          <w:lang w:val="en-US"/>
+        </w:rPr>
+        <w:t xml:space="preserve"> </w:t>
+      </w:r>
+      <w:r>
+        <w:rPr>
+          <w:sz w:val="22"/>
+          <w:szCs w:val="22"/>
+          <w:lang w:val="en-US"/>
+        </w:rPr>
+        <w:t>when checking out my order so I can complete my purchase of products.</w:t>
       </w:r>
     </w:p>
     <w:p>
@@ -775,16 +1414,53 @@
           <w:szCs w:val="22"/>
           <w:lang w:val="en-US"/>
         </w:rPr>
-        <w:tab/>
-        <w:t xml:space="preserve">       4) </w:t>
-      </w:r>
-      <w:r>
-        <w:rPr>
-          <w:sz w:val="22"/>
-          <w:szCs w:val="22"/>
-          <w:lang w:val="en-US"/>
-        </w:rPr>
-        <w:t>When the Applicant first logs in, the system forces a password change.</w:t>
+        <w:t xml:space="preserve">User story </w:t>
+      </w:r>
+      <w:r>
+        <w:rPr>
+          <w:sz w:val="22"/>
+          <w:szCs w:val="22"/>
+          <w:lang w:val="en-US"/>
+        </w:rPr>
+        <w:t>1</w:t>
+      </w:r>
+      <w:r>
+        <w:rPr>
+          <w:sz w:val="22"/>
+          <w:szCs w:val="22"/>
+          <w:lang w:val="en-US"/>
+        </w:rPr>
+        <w:t>5</w:t>
+      </w:r>
+      <w:r>
+        <w:rPr>
+          <w:sz w:val="22"/>
+          <w:szCs w:val="22"/>
+          <w:lang w:val="en-US"/>
+        </w:rPr>
+        <w:t xml:space="preserve"> (</w:t>
+      </w:r>
+      <w:r>
+        <w:rPr>
+          <w:sz w:val="22"/>
+          <w:szCs w:val="22"/>
+        </w:rPr>
+        <w:t>Send order confirmation email</w:t>
+      </w:r>
+      <w:r>
+        <w:rPr>
+          <w:sz w:val="22"/>
+          <w:szCs w:val="22"/>
+        </w:rPr>
+        <w:t>)</w:t>
+      </w:r>
+      <w:r>
+        <w:rPr>
+          <w:sz w:val="22"/>
+          <w:szCs w:val="22"/>
+          <w:lang w:val="en-US"/>
+        </w:rPr>
+        <w:t>: As a Customer, I want to receive a confirmation email of the details of my order( products and amount spent) so I have a proof of purchase.</w:t>
       </w:r>
     </w:p>
     <w:p>
@@ -801,15 +1477,116 @@
           <w:szCs w:val="22"/>
           <w:lang w:val="en-US"/>
         </w:rPr>
-        <w:t>Alternative flow: -</w:t>
-      </w:r>
-      <w:r>
-        <w:rPr>
-          <w:sz w:val="22"/>
-          <w:szCs w:val="22"/>
-          <w:lang w:val="en-US"/>
-        </w:rPr>
-        <w:t xml:space="preserve"> Email provided is invalid (reject application)</w:t>
+        <w:t xml:space="preserve">User story </w:t>
+      </w:r>
+      <w:r>
+        <w:rPr>
+          <w:sz w:val="22"/>
+          <w:szCs w:val="22"/>
+          <w:lang w:val="en-US"/>
+        </w:rPr>
+        <w:t>1</w:t>
+      </w:r>
+      <w:r>
+        <w:rPr>
+          <w:sz w:val="22"/>
+          <w:szCs w:val="22"/>
+          <w:lang w:val="en-US"/>
+        </w:rPr>
+        <w:t>6</w:t>
+      </w:r>
+      <w:r>
+        <w:rPr>
+          <w:sz w:val="22"/>
+          <w:szCs w:val="22"/>
+          <w:lang w:val="en-US"/>
+        </w:rPr>
+        <w:t xml:space="preserve"> (</w:t>
+      </w:r>
+      <w:r>
+        <w:rPr>
+          <w:sz w:val="22"/>
+          <w:szCs w:val="22"/>
+        </w:rPr>
+        <w:t>Submit</w:t>
+      </w:r>
+      <w:r>
+        <w:rPr>
+          <w:sz w:val="22"/>
+          <w:szCs w:val="22"/>
+        </w:rPr>
+        <w:t xml:space="preserve"> successful orders to IPOS-CA</w:t>
+      </w:r>
+      <w:r>
+        <w:rPr>
+          <w:sz w:val="22"/>
+          <w:szCs w:val="22"/>
+        </w:rPr>
+        <w:t>)</w:t>
+      </w:r>
+      <w:r>
+        <w:rPr>
+          <w:sz w:val="22"/>
+          <w:szCs w:val="22"/>
+          <w:lang w:val="en-US"/>
+        </w:rPr>
+        <w:t xml:space="preserve">: As </w:t>
+      </w:r>
+      <w:r>
+        <w:rPr>
+          <w:sz w:val="22"/>
+          <w:szCs w:val="22"/>
+          <w:lang w:val="en-US"/>
+        </w:rPr>
+        <w:t>the IPOS-PU</w:t>
+      </w:r>
+      <w:r>
+        <w:rPr>
+          <w:sz w:val="22"/>
+          <w:szCs w:val="22"/>
+          <w:lang w:val="en-US"/>
+        </w:rPr>
+        <w:t xml:space="preserve"> System, I want successful </w:t>
+      </w:r>
+      <w:r>
+        <w:rPr>
+          <w:sz w:val="22"/>
+          <w:szCs w:val="22"/>
+          <w:lang w:val="en-US"/>
+        </w:rPr>
+        <w:t xml:space="preserve">paid </w:t>
+      </w:r>
+      <w:r>
+        <w:rPr>
+          <w:sz w:val="22"/>
+          <w:szCs w:val="22"/>
+          <w:lang w:val="en-US"/>
+        </w:rPr>
+        <w:t xml:space="preserve">orders to be </w:t>
+      </w:r>
+      <w:r>
+        <w:rPr>
+          <w:sz w:val="22"/>
+          <w:szCs w:val="22"/>
+          <w:lang w:val="en-US"/>
+        </w:rPr>
+        <w:t>submitted</w:t>
+      </w:r>
+      <w:r>
+        <w:rPr>
+          <w:sz w:val="22"/>
+          <w:szCs w:val="22"/>
+          <w:lang w:val="en-US"/>
+        </w:rPr>
+        <w:t xml:space="preserve"> to IPSO-CA so that the merchant inventory is updated</w:t>
+      </w:r>
+      <w:r>
+        <w:rPr>
+          <w:sz w:val="22"/>
+          <w:szCs w:val="22"/>
+          <w:lang w:val="en-US"/>
+        </w:rPr>
+        <w:t xml:space="preserve"> and the order can be fulfilled</w:t>
       </w:r>
       <w:r>
         <w:rPr>
@@ -825,9 +1602,62 @@
         <w:rPr>
           <w:sz w:val="22"/>
           <w:szCs w:val="22"/>
-          <w:lang w:val="en-US"/>
-        </w:rPr>
-      </w:pPr>
+        </w:rPr>
+      </w:pPr>
+      <w:r>
+        <w:rPr>
+          <w:sz w:val="22"/>
+          <w:szCs w:val="22"/>
+          <w:lang w:val="en-US"/>
+        </w:rPr>
+        <w:t xml:space="preserve">User story </w:t>
+      </w:r>
+      <w:r>
+        <w:rPr>
+          <w:sz w:val="22"/>
+          <w:szCs w:val="22"/>
+          <w:lang w:val="en-US"/>
+        </w:rPr>
+        <w:t>1</w:t>
+      </w:r>
+      <w:r>
+        <w:rPr>
+          <w:sz w:val="22"/>
+          <w:szCs w:val="22"/>
+          <w:lang w:val="en-US"/>
+        </w:rPr>
+        <w:t>7</w:t>
+      </w:r>
+      <w:r>
+        <w:rPr>
+          <w:sz w:val="22"/>
+          <w:szCs w:val="22"/>
+          <w:lang w:val="en-US"/>
+        </w:rPr>
+        <w:t xml:space="preserve"> (</w:t>
+      </w:r>
+      <w:r>
+        <w:rPr>
+          <w:sz w:val="22"/>
+          <w:szCs w:val="22"/>
+        </w:rPr>
+        <w:t>Track order status</w:t>
+      </w:r>
+      <w:r>
+        <w:rPr>
+          <w:sz w:val="22"/>
+          <w:szCs w:val="22"/>
+        </w:rPr>
+        <w:t>)</w:t>
+      </w:r>
+      <w:r>
+        <w:rPr>
+          <w:sz w:val="22"/>
+          <w:szCs w:val="22"/>
+          <w:lang w:val="en-US"/>
+        </w:rPr>
+        <w:t>: As a Customer, I want to track the status of the order I made so that I can see when it’s been dispatched and delivered.</w:t>
+      </w:r>
     </w:p>
     <w:p>
       <w:pPr>
@@ -851,7 +1681,62 @@
           <w:szCs w:val="22"/>
           <w:lang w:val="en-US"/>
         </w:rPr>
-        <w:t>3, password change after first login:</w:t>
+        <w:t>1</w:t>
+      </w:r>
+      <w:r>
+        <w:rPr>
+          <w:sz w:val="22"/>
+          <w:szCs w:val="22"/>
+          <w:lang w:val="en-US"/>
+        </w:rPr>
+        <w:t>8</w:t>
+      </w:r>
+      <w:r>
+        <w:rPr>
+          <w:sz w:val="22"/>
+          <w:szCs w:val="22"/>
+          <w:lang w:val="en-US"/>
+        </w:rPr>
+        <w:t xml:space="preserve"> (</w:t>
+      </w:r>
+      <w:r>
+        <w:rPr>
+          <w:sz w:val="22"/>
+          <w:szCs w:val="22"/>
+        </w:rPr>
+        <w:t>Apply loyalty discount</w:t>
+      </w:r>
+      <w:r>
+        <w:rPr>
+          <w:sz w:val="22"/>
+          <w:szCs w:val="22"/>
+        </w:rPr>
+        <w:t>)</w:t>
+      </w:r>
+      <w:r>
+        <w:rPr>
+          <w:sz w:val="22"/>
+          <w:szCs w:val="22"/>
+          <w:lang w:val="en-US"/>
+        </w:rPr>
+        <w:t>: As a Non-commercial Member, I want to receive a ten percent discount on every 10</w:t>
+      </w:r>
+      <w:r>
+        <w:rPr>
+          <w:sz w:val="22"/>
+          <w:szCs w:val="22"/>
+          <w:vertAlign w:val="superscript"/>
+          <w:lang w:val="en-US"/>
+        </w:rPr>
+        <w:t>th</w:t>
+      </w:r>
+      <w:r>
+        <w:rPr>
+          <w:sz w:val="22"/>
+          <w:szCs w:val="22"/>
+          <w:lang w:val="en-US"/>
+        </w:rPr>
+        <w:t xml:space="preserve"> order I make so that I am benefiting from loyalty rewards.</w:t>
       </w:r>
     </w:p>
     <w:p>
@@ -868,7 +1753,85 @@
           <w:szCs w:val="22"/>
           <w:lang w:val="en-US"/>
         </w:rPr>
-        <w:t xml:space="preserve">Primary actors: Non- commercial Applicant </w:t>
+        <w:t xml:space="preserve">User story </w:t>
+      </w:r>
+      <w:r>
+        <w:rPr>
+          <w:sz w:val="22"/>
+          <w:szCs w:val="22"/>
+          <w:lang w:val="en-US"/>
+        </w:rPr>
+        <w:t>1</w:t>
+      </w:r>
+      <w:r>
+        <w:rPr>
+          <w:sz w:val="22"/>
+          <w:szCs w:val="22"/>
+          <w:lang w:val="en-US"/>
+        </w:rPr>
+        <w:t>9</w:t>
+      </w:r>
+      <w:r>
+        <w:rPr>
+          <w:sz w:val="22"/>
+          <w:szCs w:val="22"/>
+          <w:lang w:val="en-US"/>
+        </w:rPr>
+        <w:t xml:space="preserve"> (</w:t>
+      </w:r>
+      <w:r>
+        <w:rPr>
+          <w:sz w:val="22"/>
+          <w:szCs w:val="22"/>
+        </w:rPr>
+        <w:t>Integrate email service</w:t>
+      </w:r>
+      <w:r>
+        <w:rPr>
+          <w:sz w:val="22"/>
+          <w:szCs w:val="22"/>
+        </w:rPr>
+        <w:t>)</w:t>
+      </w:r>
+      <w:r>
+        <w:rPr>
+          <w:sz w:val="22"/>
+          <w:szCs w:val="22"/>
+          <w:lang w:val="en-US"/>
+        </w:rPr>
+        <w:t xml:space="preserve">: As </w:t>
+      </w:r>
+      <w:r>
+        <w:rPr>
+          <w:sz w:val="22"/>
+          <w:szCs w:val="22"/>
+          <w:lang w:val="en-US"/>
+        </w:rPr>
+        <w:t>the IPOS-PU System</w:t>
+      </w:r>
+      <w:r>
+        <w:rPr>
+          <w:sz w:val="22"/>
+          <w:szCs w:val="22"/>
+          <w:lang w:val="en-US"/>
+        </w:rPr>
+        <w:t xml:space="preserve">, I want to be linked with an email service so that </w:t>
+      </w:r>
+      <w:r>
+        <w:rPr>
+          <w:sz w:val="22"/>
+          <w:szCs w:val="22"/>
+          <w:lang w:val="en-US"/>
+        </w:rPr>
+        <w:t>emails notifying status of orders and products sold can be sent to Customer emails</w:t>
+      </w:r>
+      <w:r>
+        <w:rPr>
+          <w:sz w:val="22"/>
+          <w:szCs w:val="22"/>
+          <w:lang w:val="en-US"/>
+        </w:rPr>
+        <w:t>.</w:t>
       </w:r>
     </w:p>
     <w:p>
@@ -885,25 +1848,79 @@
           <w:szCs w:val="22"/>
           <w:lang w:val="en-US"/>
         </w:rPr>
-        <w:t xml:space="preserve">Alternative flow: New password doesn’t meet requirements for </w:t>
-      </w:r>
-      <w:r>
-        <w:rPr>
-          <w:sz w:val="22"/>
-          <w:szCs w:val="22"/>
-          <w:lang w:val="en-US"/>
-        </w:rPr>
-        <w:t>password guidelines( asks a new password to be generated by member)</w:t>
+        <w:t xml:space="preserve">User story </w:t>
+      </w:r>
+      <w:r>
+        <w:rPr>
+          <w:sz w:val="22"/>
+          <w:szCs w:val="22"/>
+          <w:lang w:val="en-US"/>
+        </w:rPr>
+        <w:t>20</w:t>
+      </w:r>
+      <w:r>
+        <w:rPr>
+          <w:sz w:val="22"/>
+          <w:szCs w:val="22"/>
+          <w:lang w:val="en-US"/>
+        </w:rPr>
+        <w:t xml:space="preserve"> (</w:t>
+      </w:r>
+      <w:r>
+        <w:rPr>
+          <w:sz w:val="22"/>
+          <w:szCs w:val="22"/>
+        </w:rPr>
+        <w:t>Integrate payment processor</w:t>
+      </w:r>
+      <w:r>
+        <w:rPr>
+          <w:sz w:val="22"/>
+          <w:szCs w:val="22"/>
+        </w:rPr>
+        <w:t>)</w:t>
+      </w:r>
+      <w:r>
+        <w:rPr>
+          <w:sz w:val="22"/>
+          <w:szCs w:val="22"/>
+          <w:lang w:val="en-US"/>
+        </w:rPr>
+        <w:t xml:space="preserve">: As </w:t>
+      </w:r>
+      <w:r>
+        <w:rPr>
+          <w:sz w:val="22"/>
+          <w:szCs w:val="22"/>
+          <w:lang w:val="en-US"/>
+        </w:rPr>
+        <w:t>the IPOS-PU</w:t>
+      </w:r>
+      <w:r>
+        <w:rPr>
+          <w:sz w:val="22"/>
+          <w:szCs w:val="22"/>
+          <w:lang w:val="en-US"/>
+        </w:rPr>
+        <w:t xml:space="preserve"> System, I want to integrate a payment processor so that online payments are able to be handled.</w:t>
       </w:r>
     </w:p>
     <w:p>
       <w:pPr>
         <w:rPr>
-          <w:sz w:val="22"/>
-          <w:szCs w:val="22"/>
-          <w:lang w:val="en-US"/>
-        </w:rPr>
-      </w:pPr>
+          <w:b/>
+          <w:bCs/>
+          <w:lang w:val="en-US"/>
+        </w:rPr>
+      </w:pPr>
+      <w:r>
+        <w:rPr>
+          <w:b/>
+          <w:bCs/>
+          <w:lang w:val="en-US"/>
+        </w:rPr>
+        <w:t>Promotions:</w:t>
+      </w:r>
     </w:p>
     <w:p>
       <w:pPr>
@@ -919,31 +1936,53 @@
           <w:szCs w:val="22"/>
           <w:lang w:val="en-US"/>
         </w:rPr>
-        <w:t>User story</w:t>
-      </w:r>
-      <w:r>
-        <w:rPr>
-          <w:sz w:val="22"/>
-          <w:szCs w:val="22"/>
-          <w:lang w:val="en-US"/>
-        </w:rPr>
-        <w:t xml:space="preserve"> 4</w:t>
-      </w:r>
-      <w:r>
-        <w:rPr>
-          <w:sz w:val="22"/>
-          <w:szCs w:val="22"/>
-          <w:lang w:val="en-US"/>
-        </w:rPr>
-        <w:t>-6</w:t>
-      </w:r>
-      <w:r>
-        <w:rPr>
-          <w:sz w:val="22"/>
-          <w:szCs w:val="22"/>
-          <w:lang w:val="en-US"/>
-        </w:rPr>
-        <w:t>, apply for Commercial membership:</w:t>
+        <w:t xml:space="preserve">User story </w:t>
+      </w:r>
+      <w:r>
+        <w:rPr>
+          <w:sz w:val="22"/>
+          <w:szCs w:val="22"/>
+          <w:lang w:val="en-US"/>
+        </w:rPr>
+        <w:t>2</w:t>
+      </w:r>
+      <w:r>
+        <w:rPr>
+          <w:sz w:val="22"/>
+          <w:szCs w:val="22"/>
+          <w:lang w:val="en-US"/>
+        </w:rPr>
+        <w:t>1</w:t>
+      </w:r>
+      <w:r>
+        <w:rPr>
+          <w:sz w:val="22"/>
+          <w:szCs w:val="22"/>
+          <w:lang w:val="en-US"/>
+        </w:rPr>
+        <w:t xml:space="preserve"> (</w:t>
+      </w:r>
+      <w:r>
+        <w:rPr>
+          <w:sz w:val="22"/>
+          <w:szCs w:val="22"/>
+        </w:rPr>
+        <w:t>Create promotional campaigns</w:t>
+      </w:r>
+      <w:r>
+        <w:rPr>
+          <w:sz w:val="22"/>
+          <w:szCs w:val="22"/>
+        </w:rPr>
+        <w:t>)</w:t>
+      </w:r>
+      <w:r>
+        <w:rPr>
+          <w:sz w:val="22"/>
+          <w:szCs w:val="22"/>
+          <w:lang w:val="en-US"/>
+        </w:rPr>
+        <w:t>: As an Administrator, I want to create promotional campaigns with start and end dates so that the discounts run for a specific period of time.</w:t>
       </w:r>
     </w:p>
     <w:p>
@@ -960,7 +1999,109 @@
           <w:szCs w:val="22"/>
           <w:lang w:val="en-US"/>
         </w:rPr>
-        <w:t>Primary actors: Commercial Applicant</w:t>
+        <w:t xml:space="preserve">User story </w:t>
+      </w:r>
+      <w:r>
+        <w:rPr>
+          <w:sz w:val="22"/>
+          <w:szCs w:val="22"/>
+          <w:lang w:val="en-US"/>
+        </w:rPr>
+        <w:t>2</w:t>
+      </w:r>
+      <w:r>
+        <w:rPr>
+          <w:sz w:val="22"/>
+          <w:szCs w:val="22"/>
+          <w:lang w:val="en-US"/>
+        </w:rPr>
+        <w:t>2</w:t>
+      </w:r>
+      <w:r>
+        <w:rPr>
+          <w:sz w:val="22"/>
+          <w:szCs w:val="22"/>
+          <w:lang w:val="en-US"/>
+        </w:rPr>
+        <w:t xml:space="preserve"> (</w:t>
+      </w:r>
+      <w:r>
+        <w:rPr>
+          <w:sz w:val="22"/>
+          <w:szCs w:val="22"/>
+        </w:rPr>
+        <w:t>View active promotions</w:t>
+      </w:r>
+      <w:r>
+        <w:rPr>
+          <w:sz w:val="22"/>
+          <w:szCs w:val="22"/>
+        </w:rPr>
+        <w:t>)</w:t>
+      </w:r>
+      <w:r>
+        <w:rPr>
+          <w:sz w:val="22"/>
+          <w:szCs w:val="22"/>
+          <w:lang w:val="en-US"/>
+        </w:rPr>
+        <w:t xml:space="preserve">: As a Customer, I want to have access to </w:t>
+      </w:r>
+      <w:r>
+        <w:rPr>
+          <w:sz w:val="22"/>
+          <w:szCs w:val="22"/>
+          <w:lang w:val="en-US"/>
+        </w:rPr>
+        <w:t>a link for</w:t>
+      </w:r>
+      <w:r>
+        <w:rPr>
+          <w:sz w:val="22"/>
+          <w:szCs w:val="22"/>
+          <w:lang w:val="en-US"/>
+        </w:rPr>
+        <w:t xml:space="preserve"> active</w:t>
+      </w:r>
+      <w:r>
+        <w:rPr>
+          <w:sz w:val="22"/>
+          <w:szCs w:val="22"/>
+          <w:lang w:val="en-US"/>
+        </w:rPr>
+        <w:t xml:space="preserve"> promotion</w:t>
+      </w:r>
+      <w:r>
+        <w:rPr>
+          <w:sz w:val="22"/>
+          <w:szCs w:val="22"/>
+          <w:lang w:val="en-US"/>
+        </w:rPr>
+        <w:t>al campaigns</w:t>
+      </w:r>
+      <w:r>
+        <w:rPr>
+          <w:sz w:val="22"/>
+          <w:szCs w:val="22"/>
+          <w:lang w:val="en-US"/>
+        </w:rPr>
+        <w:t xml:space="preserve"> </w:t>
+      </w:r>
+      <w:r>
+        <w:rPr>
+          <w:sz w:val="22"/>
+          <w:szCs w:val="22"/>
+          <w:lang w:val="en-US"/>
+        </w:rPr>
+        <w:t>so I can view relevant promotions</w:t>
+      </w:r>
+      <w:r>
+        <w:rPr>
+          <w:sz w:val="22"/>
+          <w:szCs w:val="22"/>
+          <w:lang w:val="en-US"/>
+        </w:rPr>
+        <w:t>.</w:t>
       </w:r>
     </w:p>
     <w:p>
@@ -977,7 +2118,93 @@
           <w:szCs w:val="22"/>
           <w:lang w:val="en-US"/>
         </w:rPr>
-        <w:t>Secondary actors: Email Service, IPOS-SA</w:t>
+        <w:t>User story</w:t>
+      </w:r>
+      <w:r>
+        <w:rPr>
+          <w:sz w:val="22"/>
+          <w:szCs w:val="22"/>
+          <w:lang w:val="en-US"/>
+        </w:rPr>
+        <w:t xml:space="preserve"> </w:t>
+      </w:r>
+      <w:r>
+        <w:rPr>
+          <w:sz w:val="22"/>
+          <w:szCs w:val="22"/>
+          <w:lang w:val="en-US"/>
+        </w:rPr>
+        <w:t>2</w:t>
+      </w:r>
+      <w:r>
+        <w:rPr>
+          <w:sz w:val="22"/>
+          <w:szCs w:val="22"/>
+          <w:lang w:val="en-US"/>
+        </w:rPr>
+        <w:t>3</w:t>
+      </w:r>
+      <w:r>
+        <w:rPr>
+          <w:sz w:val="22"/>
+          <w:szCs w:val="22"/>
+          <w:lang w:val="en-US"/>
+        </w:rPr>
+        <w:t xml:space="preserve"> (</w:t>
+      </w:r>
+      <w:r>
+        <w:rPr>
+          <w:sz w:val="22"/>
+          <w:szCs w:val="22"/>
+        </w:rPr>
+        <w:t>Select a promotion</w:t>
+      </w:r>
+      <w:r>
+        <w:rPr>
+          <w:sz w:val="22"/>
+          <w:szCs w:val="22"/>
+        </w:rPr>
+        <w:t>)</w:t>
+      </w:r>
+      <w:r>
+        <w:rPr>
+          <w:sz w:val="22"/>
+          <w:szCs w:val="22"/>
+          <w:lang w:val="en-US"/>
+        </w:rPr>
+        <w:t>: As a Customer, I want to select an active promotion</w:t>
+      </w:r>
+      <w:r>
+        <w:rPr>
+          <w:sz w:val="22"/>
+          <w:szCs w:val="22"/>
+          <w:lang w:val="en-US"/>
+        </w:rPr>
+        <w:t xml:space="preserve"> from a list of active campaigns</w:t>
+      </w:r>
+      <w:r>
+        <w:rPr>
+          <w:sz w:val="22"/>
+          <w:szCs w:val="22"/>
+          <w:lang w:val="en-US"/>
+        </w:rPr>
+        <w:t xml:space="preserve"> so that I can </w:t>
+      </w:r>
+      <w:r>
+        <w:rPr>
+          <w:sz w:val="22"/>
+          <w:szCs w:val="22"/>
+          <w:lang w:val="en-US"/>
+        </w:rPr>
+        <w:t xml:space="preserve">shop </w:t>
+      </w:r>
+      <w:r>
+        <w:rPr>
+          <w:sz w:val="22"/>
+          <w:szCs w:val="22"/>
+          <w:lang w:val="en-US"/>
+        </w:rPr>
+        <w:t xml:space="preserve"> from the products that are discounted.</w:t>
       </w:r>
     </w:p>
     <w:p>
@@ -994,149 +2221,474 @@
           <w:szCs w:val="22"/>
           <w:lang w:val="en-US"/>
         </w:rPr>
-        <w:t>Main flow:</w:t>
+        <w:t xml:space="preserve">User story </w:t>
+      </w:r>
+      <w:r>
+        <w:rPr>
+          <w:sz w:val="22"/>
+          <w:szCs w:val="22"/>
+          <w:lang w:val="en-US"/>
+        </w:rPr>
+        <w:t>2</w:t>
+      </w:r>
+      <w:r>
+        <w:rPr>
+          <w:sz w:val="22"/>
+          <w:szCs w:val="22"/>
+          <w:lang w:val="en-US"/>
+        </w:rPr>
+        <w:t>4</w:t>
+      </w:r>
+      <w:r>
+        <w:rPr>
+          <w:sz w:val="22"/>
+          <w:szCs w:val="22"/>
+          <w:lang w:val="en-US"/>
+        </w:rPr>
+        <w:t xml:space="preserve"> (</w:t>
+      </w:r>
+      <w:r>
+        <w:rPr>
+          <w:sz w:val="22"/>
+          <w:szCs w:val="22"/>
+        </w:rPr>
+        <w:t>Assign discounts to campaign products</w:t>
+      </w:r>
+      <w:r>
+        <w:rPr>
+          <w:sz w:val="22"/>
+          <w:szCs w:val="22"/>
+        </w:rPr>
+        <w:t>)</w:t>
+      </w:r>
+      <w:r>
+        <w:rPr>
+          <w:sz w:val="22"/>
+          <w:szCs w:val="22"/>
+          <w:lang w:val="en-US"/>
+        </w:rPr>
+        <w:t>: As an Administrator, I wan</w:t>
+      </w:r>
+      <w:r>
+        <w:rPr>
+          <w:sz w:val="22"/>
+          <w:szCs w:val="22"/>
+          <w:lang w:val="en-US"/>
+        </w:rPr>
+        <w:t>t</w:t>
+      </w:r>
+      <w:r>
+        <w:rPr>
+          <w:sz w:val="22"/>
+          <w:szCs w:val="22"/>
+          <w:lang w:val="en-US"/>
+        </w:rPr>
+        <w:t xml:space="preserve"> to assign discounts to specific products for each promotional campaign so that the promotional campaign pricing is applied to said products.</w:t>
       </w:r>
     </w:p>
     <w:p>
       <w:pPr>
-        <w:pStyle w:val="ListParagraph"/>
-        <w:numPr>
-          <w:ilvl w:val="0"/>
-          <w:numId w:val="2"/>
-        </w:numPr>
-        <w:rPr>
-          <w:sz w:val="22"/>
-          <w:szCs w:val="22"/>
-          <w:lang w:val="en-US"/>
-        </w:rPr>
-      </w:pPr>
-      <w:r>
-        <w:rPr>
-          <w:sz w:val="22"/>
-          <w:szCs w:val="22"/>
-          <w:lang w:val="en-US"/>
-        </w:rPr>
-        <w:t>Applicant chooses commercial membership.</w:t>
+        <w:rPr>
+          <w:sz w:val="22"/>
+          <w:szCs w:val="22"/>
+          <w:lang w:val="en-US"/>
+        </w:rPr>
+      </w:pPr>
+      <w:r>
+        <w:rPr>
+          <w:sz w:val="22"/>
+          <w:szCs w:val="22"/>
+          <w:lang w:val="en-US"/>
+        </w:rPr>
+        <w:t xml:space="preserve">User story </w:t>
+      </w:r>
+      <w:r>
+        <w:rPr>
+          <w:sz w:val="22"/>
+          <w:szCs w:val="22"/>
+          <w:lang w:val="en-US"/>
+        </w:rPr>
+        <w:t>2</w:t>
+      </w:r>
+      <w:r>
+        <w:rPr>
+          <w:sz w:val="22"/>
+          <w:szCs w:val="22"/>
+          <w:lang w:val="en-US"/>
+        </w:rPr>
+        <w:t>5</w:t>
+      </w:r>
+      <w:r>
+        <w:rPr>
+          <w:sz w:val="22"/>
+          <w:szCs w:val="22"/>
+          <w:lang w:val="en-US"/>
+        </w:rPr>
+        <w:t xml:space="preserve"> (</w:t>
+      </w:r>
+      <w:r>
+        <w:rPr>
+          <w:sz w:val="22"/>
+          <w:szCs w:val="22"/>
+        </w:rPr>
+        <w:t>Run multiple campaigns simultaneously</w:t>
+      </w:r>
+      <w:r>
+        <w:rPr>
+          <w:sz w:val="22"/>
+          <w:szCs w:val="22"/>
+        </w:rPr>
+        <w:t>)</w:t>
+      </w:r>
+      <w:r>
+        <w:rPr>
+          <w:sz w:val="22"/>
+          <w:szCs w:val="22"/>
+          <w:lang w:val="en-US"/>
+        </w:rPr>
+        <w:t>: As an Administrator, I want to run multiple promotional campaigns at the same time so that different offers can be active.</w:t>
       </w:r>
     </w:p>
     <w:p>
       <w:pPr>
-        <w:pStyle w:val="ListParagraph"/>
-        <w:numPr>
-          <w:ilvl w:val="0"/>
-          <w:numId w:val="2"/>
-        </w:numPr>
-        <w:rPr>
-          <w:sz w:val="22"/>
-          <w:szCs w:val="22"/>
-          <w:lang w:val="en-US"/>
-        </w:rPr>
-      </w:pPr>
-      <w:r>
-        <w:rPr>
-          <w:sz w:val="22"/>
-          <w:szCs w:val="22"/>
-          <w:lang w:val="en-US"/>
-        </w:rPr>
-        <w:t>Appl</w:t>
-      </w:r>
-      <w:r>
-        <w:rPr>
-          <w:sz w:val="22"/>
-          <w:szCs w:val="22"/>
-          <w:lang w:val="en-US"/>
-        </w:rPr>
-        <w:t>icant enters required company details</w:t>
-      </w:r>
-      <w:r>
-        <w:rPr>
-          <w:sz w:val="22"/>
-          <w:szCs w:val="22"/>
-          <w:lang w:val="en-US"/>
-        </w:rPr>
-        <w:t>.</w:t>
+        <w:rPr>
+          <w:b/>
+          <w:bCs/>
+          <w:lang w:val="en-US"/>
+        </w:rPr>
+      </w:pPr>
+      <w:r>
+        <w:rPr>
+          <w:b/>
+          <w:bCs/>
+          <w:lang w:val="en-US"/>
+        </w:rPr>
+        <w:t>Reports:</w:t>
       </w:r>
     </w:p>
     <w:p>
       <w:pPr>
-        <w:pStyle w:val="ListParagraph"/>
-        <w:numPr>
-          <w:ilvl w:val="0"/>
-          <w:numId w:val="2"/>
-        </w:numPr>
-        <w:rPr>
-          <w:sz w:val="22"/>
-          <w:szCs w:val="22"/>
-          <w:lang w:val="en-US"/>
-        </w:rPr>
-      </w:pPr>
-      <w:r>
-        <w:rPr>
-          <w:sz w:val="22"/>
-          <w:szCs w:val="22"/>
-          <w:lang w:val="en-US"/>
-        </w:rPr>
-        <w:t>System validates required fields have been filled in</w:t>
+        <w:rPr>
+          <w:sz w:val="22"/>
+          <w:szCs w:val="22"/>
+          <w:lang w:val="en-US"/>
+        </w:rPr>
+      </w:pPr>
+      <w:r>
+        <w:rPr>
+          <w:sz w:val="22"/>
+          <w:szCs w:val="22"/>
+          <w:lang w:val="en-US"/>
+        </w:rPr>
+        <w:t xml:space="preserve">User story </w:t>
+      </w:r>
+      <w:r>
+        <w:rPr>
+          <w:sz w:val="22"/>
+          <w:szCs w:val="22"/>
+          <w:lang w:val="en-US"/>
+        </w:rPr>
+        <w:t>2</w:t>
+      </w:r>
+      <w:r>
+        <w:rPr>
+          <w:sz w:val="22"/>
+          <w:szCs w:val="22"/>
+          <w:lang w:val="en-US"/>
+        </w:rPr>
+        <w:t>6</w:t>
+      </w:r>
+      <w:r>
+        <w:rPr>
+          <w:sz w:val="22"/>
+          <w:szCs w:val="22"/>
+          <w:lang w:val="en-US"/>
+        </w:rPr>
+        <w:t xml:space="preserve"> (</w:t>
+      </w:r>
+      <w:r>
+        <w:rPr>
+          <w:sz w:val="22"/>
+          <w:szCs w:val="22"/>
+        </w:rPr>
+        <w:t>Track campaign interactions</w:t>
+      </w:r>
+      <w:r>
+        <w:rPr>
+          <w:sz w:val="22"/>
+          <w:szCs w:val="22"/>
+        </w:rPr>
+        <w:t>)</w:t>
+      </w:r>
+      <w:r>
+        <w:rPr>
+          <w:sz w:val="22"/>
+          <w:szCs w:val="22"/>
+          <w:lang w:val="en-US"/>
+        </w:rPr>
+        <w:t>:</w:t>
+      </w:r>
+      <w:r>
+        <w:rPr>
+          <w:sz w:val="22"/>
+          <w:szCs w:val="22"/>
+          <w:lang w:val="en-US"/>
+        </w:rPr>
+        <w:t xml:space="preserve"> As </w:t>
+      </w:r>
+      <w:r>
+        <w:rPr>
+          <w:sz w:val="22"/>
+          <w:szCs w:val="22"/>
+          <w:lang w:val="en-US"/>
+        </w:rPr>
+        <w:t xml:space="preserve">the IPOS-PU </w:t>
+      </w:r>
+      <w:r>
+        <w:rPr>
+          <w:sz w:val="22"/>
+          <w:szCs w:val="22"/>
+          <w:lang w:val="en-US"/>
+        </w:rPr>
+        <w:t xml:space="preserve">System, I want to track </w:t>
+      </w:r>
+      <w:r>
+        <w:rPr>
+          <w:sz w:val="22"/>
+          <w:szCs w:val="22"/>
+          <w:lang w:val="en-US"/>
+        </w:rPr>
+        <w:t>campaign</w:t>
+      </w:r>
+      <w:r>
+        <w:rPr>
+          <w:sz w:val="22"/>
+          <w:szCs w:val="22"/>
+          <w:lang w:val="en-US"/>
+        </w:rPr>
+        <w:t xml:space="preserve"> clicks and the number of promotional items added to baskets</w:t>
+      </w:r>
+      <w:r>
+        <w:rPr>
+          <w:sz w:val="22"/>
+          <w:szCs w:val="22"/>
+          <w:lang w:val="en-US"/>
+        </w:rPr>
+        <w:t xml:space="preserve"> so that the effectiveness of each campaign can be analysed.</w:t>
       </w:r>
     </w:p>
     <w:p>
       <w:pPr>
-        <w:pStyle w:val="ListParagraph"/>
-        <w:numPr>
-          <w:ilvl w:val="0"/>
-          <w:numId w:val="2"/>
-        </w:numPr>
-        <w:rPr>
-          <w:sz w:val="22"/>
-          <w:szCs w:val="22"/>
-          <w:lang w:val="en-US"/>
-        </w:rPr>
-      </w:pPr>
-      <w:r>
-        <w:rPr>
-          <w:sz w:val="22"/>
-          <w:szCs w:val="22"/>
-          <w:lang w:val="en-US"/>
-        </w:rPr>
-        <w:t>System sends application to IPOS-SA</w:t>
-      </w:r>
-      <w:r>
-        <w:rPr>
-          <w:sz w:val="22"/>
-          <w:szCs w:val="22"/>
-          <w:lang w:val="en-US"/>
-        </w:rPr>
-        <w:t xml:space="preserve"> to be reviewed.</w:t>
+        <w:rPr>
+          <w:sz w:val="22"/>
+          <w:szCs w:val="22"/>
+          <w:lang w:val="en-US"/>
+        </w:rPr>
+      </w:pPr>
+      <w:r>
+        <w:rPr>
+          <w:sz w:val="22"/>
+          <w:szCs w:val="22"/>
+          <w:lang w:val="en-US"/>
+        </w:rPr>
+        <w:lastRenderedPageBreak/>
+        <w:t xml:space="preserve">User story </w:t>
+      </w:r>
+      <w:r>
+        <w:rPr>
+          <w:sz w:val="22"/>
+          <w:szCs w:val="22"/>
+          <w:lang w:val="en-US"/>
+        </w:rPr>
+        <w:t>2</w:t>
+      </w:r>
+      <w:r>
+        <w:rPr>
+          <w:sz w:val="22"/>
+          <w:szCs w:val="22"/>
+          <w:lang w:val="en-US"/>
+        </w:rPr>
+        <w:t>7</w:t>
+      </w:r>
+      <w:r>
+        <w:rPr>
+          <w:sz w:val="22"/>
+          <w:szCs w:val="22"/>
+          <w:lang w:val="en-US"/>
+        </w:rPr>
+        <w:t xml:space="preserve"> (</w:t>
+      </w:r>
+      <w:r>
+        <w:rPr>
+          <w:sz w:val="22"/>
+          <w:szCs w:val="22"/>
+        </w:rPr>
+        <w:t xml:space="preserve">Track </w:t>
+      </w:r>
+      <w:r>
+        <w:rPr>
+          <w:sz w:val="22"/>
+          <w:szCs w:val="22"/>
+        </w:rPr>
+        <w:t xml:space="preserve">promotional </w:t>
+      </w:r>
+      <w:r>
+        <w:rPr>
+          <w:sz w:val="22"/>
+          <w:szCs w:val="22"/>
+        </w:rPr>
+        <w:t>purchased</w:t>
+      </w:r>
+      <w:r>
+        <w:rPr>
+          <w:sz w:val="22"/>
+          <w:szCs w:val="22"/>
+        </w:rPr>
+        <w:t xml:space="preserve"> items</w:t>
+      </w:r>
+      <w:r>
+        <w:rPr>
+          <w:sz w:val="22"/>
+          <w:szCs w:val="22"/>
+        </w:rPr>
+        <w:t>)</w:t>
+      </w:r>
+      <w:r>
+        <w:rPr>
+          <w:sz w:val="22"/>
+          <w:szCs w:val="22"/>
+          <w:lang w:val="en-US"/>
+        </w:rPr>
+        <w:t xml:space="preserve">: As </w:t>
+      </w:r>
+      <w:r>
+        <w:rPr>
+          <w:sz w:val="22"/>
+          <w:szCs w:val="22"/>
+          <w:lang w:val="en-US"/>
+        </w:rPr>
+        <w:t>the IPOS-PU</w:t>
+      </w:r>
+      <w:r>
+        <w:rPr>
+          <w:sz w:val="22"/>
+          <w:szCs w:val="22"/>
+          <w:lang w:val="en-US"/>
+        </w:rPr>
+        <w:t xml:space="preserve"> System, I want to </w:t>
+      </w:r>
+      <w:r>
+        <w:rPr>
+          <w:sz w:val="22"/>
+          <w:szCs w:val="22"/>
+          <w:lang w:val="en-US"/>
+        </w:rPr>
+        <w:t>record</w:t>
+      </w:r>
+      <w:r>
+        <w:rPr>
+          <w:sz w:val="22"/>
+          <w:szCs w:val="22"/>
+          <w:lang w:val="en-US"/>
+        </w:rPr>
+        <w:t xml:space="preserve"> </w:t>
+      </w:r>
+      <w:r>
+        <w:rPr>
+          <w:sz w:val="22"/>
+          <w:szCs w:val="22"/>
+          <w:lang w:val="en-US"/>
+        </w:rPr>
+        <w:t xml:space="preserve">the number of </w:t>
+      </w:r>
+      <w:r>
+        <w:rPr>
+          <w:sz w:val="22"/>
+          <w:szCs w:val="22"/>
+          <w:lang w:val="en-US"/>
+        </w:rPr>
+        <w:t>promotional items purchased so that the</w:t>
+      </w:r>
+      <w:r>
+        <w:rPr>
+          <w:sz w:val="22"/>
+          <w:szCs w:val="22"/>
+          <w:lang w:val="en-US"/>
+        </w:rPr>
+        <w:t xml:space="preserve"> purchased item counters can reflect only completed orders</w:t>
+      </w:r>
+      <w:r>
+        <w:rPr>
+          <w:sz w:val="22"/>
+          <w:szCs w:val="22"/>
+          <w:lang w:val="en-US"/>
+        </w:rPr>
+        <w:t>.</w:t>
       </w:r>
     </w:p>
     <w:p>
       <w:pPr>
-        <w:pStyle w:val="ListParagraph"/>
-        <w:numPr>
-          <w:ilvl w:val="0"/>
-          <w:numId w:val="2"/>
-        </w:numPr>
-        <w:rPr>
-          <w:sz w:val="22"/>
-          <w:szCs w:val="22"/>
-          <w:lang w:val="en-US"/>
-        </w:rPr>
-      </w:pPr>
-      <w:r>
-        <w:rPr>
-          <w:sz w:val="22"/>
-          <w:szCs w:val="22"/>
-          <w:lang w:val="en-US"/>
-        </w:rPr>
-        <w:t xml:space="preserve">Applicant chooses which method they would like the outcome </w:t>
-      </w:r>
-      <w:r>
-        <w:rPr>
-          <w:sz w:val="22"/>
-          <w:szCs w:val="22"/>
-          <w:lang w:val="en-US"/>
-        </w:rPr>
-        <w:t>either via mail or email.</w:t>
+        <w:rPr>
+          <w:sz w:val="22"/>
+          <w:szCs w:val="22"/>
+          <w:lang w:val="en-US"/>
+        </w:rPr>
+      </w:pPr>
+      <w:r>
+        <w:rPr>
+          <w:sz w:val="22"/>
+          <w:szCs w:val="22"/>
+          <w:lang w:val="en-US"/>
+        </w:rPr>
+        <w:t>User story 28</w:t>
+      </w:r>
+      <w:r>
+        <w:rPr>
+          <w:sz w:val="22"/>
+          <w:szCs w:val="22"/>
+          <w:lang w:val="en-US"/>
+        </w:rPr>
+        <w:t xml:space="preserve"> (Generate sales report)</w:t>
+      </w:r>
+      <w:r>
+        <w:rPr>
+          <w:sz w:val="22"/>
+          <w:szCs w:val="22"/>
+          <w:lang w:val="en-US"/>
+        </w:rPr>
+        <w:t>:</w:t>
+      </w:r>
+      <w:r>
+        <w:rPr>
+          <w:sz w:val="22"/>
+          <w:szCs w:val="22"/>
+          <w:lang w:val="en-US"/>
+        </w:rPr>
+        <w:t xml:space="preserve"> As an Administrator, I want to generate an </w:t>
+      </w:r>
+      <w:r>
+        <w:rPr>
+          <w:sz w:val="22"/>
+          <w:szCs w:val="22"/>
+          <w:lang w:val="en-US"/>
+        </w:rPr>
+        <w:t xml:space="preserve">sales report for a specific time range which includes details </w:t>
+      </w:r>
+      <w:r>
+        <w:rPr>
+          <w:sz w:val="22"/>
+          <w:szCs w:val="22"/>
+          <w:lang w:val="en-US"/>
+        </w:rPr>
+        <w:t xml:space="preserve">on quantity sold so I can review </w:t>
+      </w:r>
+      <w:r>
+        <w:rPr>
+          <w:sz w:val="22"/>
+          <w:szCs w:val="22"/>
+          <w:lang w:val="en-US"/>
+        </w:rPr>
+        <w:t>sales performance.</w:t>
       </w:r>
     </w:p>
     <w:p>
@@ -1153,31 +2705,63 @@
           <w:szCs w:val="22"/>
           <w:lang w:val="en-US"/>
         </w:rPr>
-        <w:t>Alternative flow:</w:t>
-      </w:r>
-      <w:r>
-        <w:rPr>
-          <w:sz w:val="22"/>
-          <w:szCs w:val="22"/>
-          <w:lang w:val="en-US"/>
-        </w:rPr>
-        <w:br/>
-      </w:r>
-      <w:r>
-        <w:rPr>
-          <w:sz w:val="22"/>
-          <w:szCs w:val="22"/>
-          <w:lang w:val="en-US"/>
-        </w:rPr>
-        <w:t xml:space="preserve">Invalid information entered( </w:t>
-      </w:r>
-      <w:r>
-        <w:rPr>
-          <w:sz w:val="22"/>
-          <w:szCs w:val="22"/>
-          <w:lang w:val="en-US"/>
-        </w:rPr>
-        <w:t>Shows the information is not filled in correctly, doesn’t allow submission).</w:t>
+        <w:t>User story 29</w:t>
+      </w:r>
+      <w:r>
+        <w:rPr>
+          <w:sz w:val="22"/>
+          <w:szCs w:val="22"/>
+          <w:lang w:val="en-US"/>
+        </w:rPr>
+        <w:t xml:space="preserve"> (Generate campaign reports)</w:t>
+      </w:r>
+      <w:r>
+        <w:rPr>
+          <w:sz w:val="22"/>
+          <w:szCs w:val="22"/>
+          <w:lang w:val="en-US"/>
+        </w:rPr>
+        <w:t>:</w:t>
+      </w:r>
+      <w:r>
+        <w:rPr>
+          <w:sz w:val="22"/>
+          <w:szCs w:val="22"/>
+          <w:lang w:val="en-US"/>
+        </w:rPr>
+        <w:t xml:space="preserve"> As </w:t>
+      </w:r>
+      <w:r>
+        <w:rPr>
+          <w:sz w:val="22"/>
+          <w:szCs w:val="22"/>
+          <w:lang w:val="en-US"/>
+        </w:rPr>
+        <w:t>an Administrator</w:t>
+      </w:r>
+      <w:r>
+        <w:rPr>
+          <w:sz w:val="22"/>
+          <w:szCs w:val="22"/>
+          <w:lang w:val="en-US"/>
+        </w:rPr>
+        <w:t xml:space="preserve">, I want to generate </w:t>
+      </w:r>
+      <w:r>
+        <w:rPr>
+          <w:sz w:val="22"/>
+          <w:szCs w:val="22"/>
+          <w:lang w:val="en-US"/>
+        </w:rPr>
+        <w:t>a report for</w:t>
+      </w:r>
+      <w:r>
+        <w:rPr>
+          <w:sz w:val="22"/>
+          <w:szCs w:val="22"/>
+          <w:lang w:val="en-US"/>
+        </w:rPr>
+        <w:t xml:space="preserve"> a specific time period so I can view which campaigns ran within a specific time period.</w:t>
       </w:r>
     </w:p>
     <w:p>
@@ -1188,295 +2772,86 @@
           <w:lang w:val="en-US"/>
         </w:rPr>
       </w:pPr>
+      <w:r>
+        <w:rPr>
+          <w:sz w:val="22"/>
+          <w:szCs w:val="22"/>
+          <w:lang w:val="en-US"/>
+        </w:rPr>
+        <w:t>User story 30</w:t>
+      </w:r>
+      <w:r>
+        <w:rPr>
+          <w:sz w:val="22"/>
+          <w:szCs w:val="22"/>
+          <w:lang w:val="en-US"/>
+        </w:rPr>
+        <w:t xml:space="preserve"> (Generate </w:t>
+      </w:r>
+      <w:r>
+        <w:rPr>
+          <w:sz w:val="22"/>
+          <w:szCs w:val="22"/>
+          <w:lang w:val="en-US"/>
+        </w:rPr>
+        <w:t>campaign hits)</w:t>
+      </w:r>
+      <w:r>
+        <w:rPr>
+          <w:sz w:val="22"/>
+          <w:szCs w:val="22"/>
+          <w:lang w:val="en-US"/>
+        </w:rPr>
+        <w:t>:</w:t>
+      </w:r>
+      <w:r>
+        <w:rPr>
+          <w:sz w:val="22"/>
+          <w:szCs w:val="22"/>
+          <w:lang w:val="en-US"/>
+        </w:rPr>
+        <w:t xml:space="preserve"> As an Administration, I want to generate a report of </w:t>
+      </w:r>
+      <w:r>
+        <w:rPr>
+          <w:sz w:val="22"/>
+          <w:szCs w:val="22"/>
+          <w:lang w:val="en-US"/>
+        </w:rPr>
+        <w:t xml:space="preserve">goods which were </w:t>
+      </w:r>
+      <w:r>
+        <w:rPr>
+          <w:sz w:val="22"/>
+          <w:szCs w:val="22"/>
+          <w:lang w:val="en-US"/>
+        </w:rPr>
+        <w:t>successful in a campaign so I can estimate conversion effectiveness per item.</w:t>
+      </w:r>
     </w:p>
     <w:p>
       <w:pPr>
-        <w:pStyle w:val="ListParagraph"/>
-        <w:rPr>
-          <w:sz w:val="22"/>
-          <w:szCs w:val="22"/>
-          <w:lang w:val="en-US"/>
-        </w:rPr>
-      </w:pPr>
-    </w:p>
-    <w:p>
-      <w:pPr>
-        <w:rPr>
-          <w:sz w:val="22"/>
-          <w:szCs w:val="22"/>
-          <w:lang w:val="en-US"/>
-        </w:rPr>
-      </w:pPr>
-      <w:r>
-        <w:rPr>
-          <w:sz w:val="22"/>
-          <w:szCs w:val="22"/>
-          <w:lang w:val="en-US"/>
-        </w:rPr>
-        <w:tab/>
-      </w:r>
-      <w:r>
-        <w:rPr>
-          <w:sz w:val="22"/>
-          <w:szCs w:val="22"/>
-          <w:lang w:val="en-US"/>
-        </w:rPr>
-        <w:tab/>
-        <w:t xml:space="preserve">  </w:t>
-      </w:r>
-      <w:r>
-        <w:rPr>
-          <w:sz w:val="22"/>
-          <w:szCs w:val="22"/>
-          <w:lang w:val="en-US"/>
-        </w:rPr>
-        <w:tab/>
-      </w:r>
-      <w:r>
-        <w:rPr>
-          <w:sz w:val="22"/>
-          <w:szCs w:val="22"/>
-          <w:lang w:val="en-US"/>
-        </w:rPr>
-        <w:tab/>
-      </w:r>
-    </w:p>
-    <w:p>
-      <w:pPr>
-        <w:rPr>
-          <w:b/>
-          <w:bCs/>
-          <w:lang w:val="en-US"/>
-        </w:rPr>
-      </w:pPr>
-      <w:r>
-        <w:rPr>
-          <w:b/>
-          <w:bCs/>
-          <w:lang w:val="en-US"/>
-        </w:rPr>
-        <w:t>Sales:</w:t>
-      </w:r>
-    </w:p>
-    <w:p>
-      <w:pPr>
-        <w:rPr>
-          <w:sz w:val="22"/>
-          <w:szCs w:val="22"/>
-          <w:lang w:val="en-US"/>
-        </w:rPr>
-      </w:pPr>
-      <w:r>
-        <w:rPr>
-          <w:sz w:val="22"/>
-          <w:szCs w:val="22"/>
-          <w:lang w:val="en-US"/>
-        </w:rPr>
-        <w:t>Use</w:t>
-      </w:r>
-      <w:r>
-        <w:rPr>
-          <w:sz w:val="22"/>
-          <w:szCs w:val="22"/>
-          <w:lang w:val="en-US"/>
-        </w:rPr>
-        <w:t>r</w:t>
-      </w:r>
-      <w:r>
-        <w:rPr>
-          <w:sz w:val="22"/>
-          <w:szCs w:val="22"/>
-          <w:lang w:val="en-US"/>
-        </w:rPr>
-        <w:t xml:space="preserve"> story </w:t>
-      </w:r>
-      <w:r>
-        <w:rPr>
-          <w:sz w:val="22"/>
-          <w:szCs w:val="22"/>
-          <w:lang w:val="en-US"/>
-        </w:rPr>
-        <w:t>8</w:t>
-      </w:r>
-      <w:r>
-        <w:rPr>
-          <w:sz w:val="22"/>
-          <w:szCs w:val="22"/>
-          <w:lang w:val="en-US"/>
-        </w:rPr>
-        <w:t>: As a Customer, I want to browse the product catalogue so I can view which products are available.</w:t>
-      </w:r>
-    </w:p>
-    <w:p>
-      <w:pPr>
-        <w:rPr>
-          <w:sz w:val="22"/>
-          <w:szCs w:val="22"/>
-          <w:lang w:val="en-US"/>
-        </w:rPr>
-      </w:pPr>
-      <w:r>
-        <w:rPr>
-          <w:sz w:val="22"/>
-          <w:szCs w:val="22"/>
-          <w:lang w:val="en-US"/>
-        </w:rPr>
-        <w:t xml:space="preserve">User story </w:t>
-      </w:r>
-      <w:r>
-        <w:rPr>
-          <w:sz w:val="22"/>
-          <w:szCs w:val="22"/>
-          <w:lang w:val="en-US"/>
-        </w:rPr>
-        <w:t>9</w:t>
-      </w:r>
-      <w:r>
-        <w:rPr>
-          <w:sz w:val="22"/>
-          <w:szCs w:val="22"/>
-          <w:lang w:val="en-US"/>
-        </w:rPr>
-        <w:t>: As a System, I want to show only the products that are available so that the Customer cannot order any products that aren’t in stock.</w:t>
-      </w:r>
-    </w:p>
-    <w:p>
-      <w:pPr>
-        <w:rPr>
-          <w:sz w:val="22"/>
-          <w:szCs w:val="22"/>
-          <w:lang w:val="en-US"/>
-        </w:rPr>
-      </w:pPr>
-      <w:r>
-        <w:rPr>
-          <w:sz w:val="22"/>
-          <w:szCs w:val="22"/>
-          <w:lang w:val="en-US"/>
-        </w:rPr>
-        <w:t xml:space="preserve">User story </w:t>
-      </w:r>
-      <w:r>
-        <w:rPr>
-          <w:sz w:val="22"/>
-          <w:szCs w:val="22"/>
-          <w:lang w:val="en-US"/>
-        </w:rPr>
-        <w:t>10</w:t>
-      </w:r>
-      <w:r>
-        <w:rPr>
-          <w:sz w:val="22"/>
-          <w:szCs w:val="22"/>
-          <w:lang w:val="en-US"/>
-        </w:rPr>
-        <w:t xml:space="preserve">: As a System, I want to allow only one </w:t>
-      </w:r>
-      <w:r>
-        <w:rPr>
-          <w:sz w:val="22"/>
-          <w:szCs w:val="22"/>
-          <w:lang w:val="en-US"/>
-        </w:rPr>
-        <w:t xml:space="preserve">active </w:t>
-      </w:r>
-      <w:r>
-        <w:rPr>
-          <w:sz w:val="22"/>
-          <w:szCs w:val="22"/>
-          <w:lang w:val="en-US"/>
-        </w:rPr>
-        <w:t xml:space="preserve">Customer to place an order at a time so that I can avoid </w:t>
-      </w:r>
-      <w:r>
-        <w:rPr>
-          <w:sz w:val="22"/>
-          <w:szCs w:val="22"/>
-          <w:lang w:val="en-US"/>
-        </w:rPr>
-        <w:t>processing  conflicts with orders as a single user desktop application</w:t>
-      </w:r>
-      <w:r>
-        <w:rPr>
-          <w:sz w:val="22"/>
-          <w:szCs w:val="22"/>
-          <w:lang w:val="en-US"/>
-        </w:rPr>
-        <w:t>.</w:t>
-      </w:r>
-    </w:p>
-    <w:p>
-      <w:pPr>
-        <w:rPr>
-          <w:sz w:val="22"/>
-          <w:szCs w:val="22"/>
-          <w:lang w:val="en-US"/>
-        </w:rPr>
-      </w:pPr>
-      <w:r>
-        <w:rPr>
-          <w:sz w:val="22"/>
-          <w:szCs w:val="22"/>
-          <w:lang w:val="en-US"/>
-        </w:rPr>
-        <w:t xml:space="preserve">User story </w:t>
-      </w:r>
-      <w:r>
-        <w:rPr>
-          <w:sz w:val="22"/>
-          <w:szCs w:val="22"/>
-          <w:lang w:val="en-US"/>
-        </w:rPr>
-        <w:t>1</w:t>
-      </w:r>
-      <w:r>
-        <w:rPr>
-          <w:sz w:val="22"/>
-          <w:szCs w:val="22"/>
-          <w:lang w:val="en-US"/>
-        </w:rPr>
-        <w:t>1</w:t>
-      </w:r>
-      <w:r>
-        <w:rPr>
-          <w:sz w:val="22"/>
-          <w:szCs w:val="22"/>
-          <w:lang w:val="en-US"/>
-        </w:rPr>
-        <w:t>: As a Customer I want to add products to a shopping basket so that I can view the order of products I wish to make.</w:t>
-      </w:r>
-    </w:p>
-    <w:p>
-      <w:pPr>
-        <w:rPr>
-          <w:sz w:val="22"/>
-          <w:szCs w:val="22"/>
-          <w:lang w:val="en-US"/>
-        </w:rPr>
-      </w:pPr>
-      <w:r>
-        <w:rPr>
-          <w:sz w:val="22"/>
-          <w:szCs w:val="22"/>
-          <w:lang w:val="en-US"/>
-        </w:rPr>
-        <w:t xml:space="preserve">User story </w:t>
-      </w:r>
-      <w:r>
-        <w:rPr>
-          <w:sz w:val="22"/>
-          <w:szCs w:val="22"/>
-          <w:lang w:val="en-US"/>
-        </w:rPr>
-        <w:t>1</w:t>
-      </w:r>
-      <w:r>
-        <w:rPr>
-          <w:sz w:val="22"/>
-          <w:szCs w:val="22"/>
-          <w:lang w:val="en-US"/>
-        </w:rPr>
-        <w:t>2</w:t>
+        <w:rPr>
+          <w:sz w:val="22"/>
+          <w:szCs w:val="22"/>
+          <w:lang w:val="en-US"/>
+        </w:rPr>
+      </w:pPr>
+      <w:r>
+        <w:rPr>
+          <w:sz w:val="22"/>
+          <w:szCs w:val="22"/>
+          <w:lang w:val="en-US"/>
+        </w:rPr>
+        <w:t>User story 31</w:t>
+      </w:r>
+      <w:r>
+        <w:rPr>
+          <w:sz w:val="22"/>
+          <w:szCs w:val="22"/>
+          <w:lang w:val="en-US"/>
+        </w:rPr>
+        <w:t>(Cancel Campaign)</w:t>
       </w:r>
       <w:r>
         <w:rPr>
@@ -1492,1982 +2867,16 @@
           <w:szCs w:val="22"/>
           <w:lang w:val="en-US"/>
         </w:rPr>
-        <w:t xml:space="preserve"> As a Customer, I want to use keywords in a search function to filter the product catalogue so that I can find the products I’m searching for.</w:t>
-      </w:r>
-    </w:p>
-    <w:p>
-      <w:pPr>
-        <w:rPr>
-          <w:sz w:val="22"/>
-          <w:szCs w:val="22"/>
-          <w:lang w:val="en-US"/>
-        </w:rPr>
-      </w:pPr>
-      <w:r>
-        <w:rPr>
-          <w:sz w:val="22"/>
-          <w:szCs w:val="22"/>
-          <w:lang w:val="en-US"/>
-        </w:rPr>
-        <w:t xml:space="preserve">User story </w:t>
-      </w:r>
-      <w:r>
-        <w:rPr>
-          <w:sz w:val="22"/>
-          <w:szCs w:val="22"/>
-          <w:lang w:val="en-US"/>
-        </w:rPr>
-        <w:t>1</w:t>
-      </w:r>
-      <w:r>
-        <w:rPr>
-          <w:sz w:val="22"/>
-          <w:szCs w:val="22"/>
-          <w:lang w:val="en-US"/>
-        </w:rPr>
-        <w:t>3</w:t>
-      </w:r>
-      <w:r>
-        <w:rPr>
-          <w:sz w:val="22"/>
-          <w:szCs w:val="22"/>
-          <w:lang w:val="en-US"/>
-        </w:rPr>
-        <w:t>: As a Customer,</w:t>
-      </w:r>
-      <w:r>
-        <w:rPr>
-          <w:sz w:val="22"/>
-          <w:szCs w:val="22"/>
-          <w:lang w:val="en-US"/>
-        </w:rPr>
-        <w:t xml:space="preserve"> I want to add and remove products from my shopping basket so I can place an order I want.</w:t>
-      </w:r>
-    </w:p>
-    <w:p>
-      <w:pPr>
-        <w:rPr>
-          <w:sz w:val="22"/>
-          <w:szCs w:val="22"/>
-          <w:lang w:val="en-US"/>
-        </w:rPr>
-      </w:pPr>
-      <w:r>
-        <w:rPr>
-          <w:sz w:val="22"/>
-          <w:szCs w:val="22"/>
-          <w:lang w:val="en-US"/>
-        </w:rPr>
-        <w:t xml:space="preserve">User story </w:t>
-      </w:r>
-      <w:r>
-        <w:rPr>
-          <w:sz w:val="22"/>
-          <w:szCs w:val="22"/>
-          <w:lang w:val="en-US"/>
-        </w:rPr>
-        <w:t>1</w:t>
-      </w:r>
-      <w:r>
-        <w:rPr>
-          <w:sz w:val="22"/>
-          <w:szCs w:val="22"/>
-          <w:lang w:val="en-US"/>
-        </w:rPr>
-        <w:t>4</w:t>
-      </w:r>
-      <w:r>
-        <w:rPr>
-          <w:sz w:val="22"/>
-          <w:szCs w:val="22"/>
-          <w:lang w:val="en-US"/>
-        </w:rPr>
-        <w:t xml:space="preserve">: As a Customer, I want to pay using a credit/debit </w:t>
-      </w:r>
-      <w:r>
-        <w:rPr>
-          <w:sz w:val="22"/>
-          <w:szCs w:val="22"/>
-          <w:highlight w:val="yellow"/>
-          <w:lang w:val="en-US"/>
-        </w:rPr>
-        <w:t>card</w:t>
-      </w:r>
-      <w:r>
-        <w:rPr>
-          <w:sz w:val="22"/>
-          <w:szCs w:val="22"/>
-          <w:highlight w:val="yellow"/>
-          <w:lang w:val="en-US"/>
-        </w:rPr>
-        <w:t xml:space="preserve"> </w:t>
-      </w:r>
-      <w:r>
-        <w:rPr>
-          <w:sz w:val="22"/>
-          <w:szCs w:val="22"/>
-          <w:highlight w:val="yellow"/>
-          <w:lang w:val="en-US"/>
-        </w:rPr>
-        <w:t xml:space="preserve">(other payment services </w:t>
-      </w:r>
-      <w:proofErr w:type="spellStart"/>
-      <w:r>
-        <w:rPr>
-          <w:sz w:val="22"/>
-          <w:szCs w:val="22"/>
-          <w:highlight w:val="yellow"/>
-          <w:lang w:val="en-US"/>
-        </w:rPr>
-        <w:t>eg</w:t>
-      </w:r>
-      <w:proofErr w:type="spellEnd"/>
-      <w:r>
-        <w:rPr>
-          <w:sz w:val="22"/>
-          <w:szCs w:val="22"/>
-          <w:highlight w:val="yellow"/>
-          <w:lang w:val="en-US"/>
-        </w:rPr>
-        <w:t xml:space="preserve"> apple pay go</w:t>
-      </w:r>
-      <w:r>
-        <w:rPr>
-          <w:sz w:val="22"/>
-          <w:szCs w:val="22"/>
-          <w:highlight w:val="yellow"/>
-          <w:lang w:val="en-US"/>
-        </w:rPr>
-        <w:t>0</w:t>
-      </w:r>
-      <w:r>
-        <w:rPr>
-          <w:sz w:val="22"/>
-          <w:szCs w:val="22"/>
-          <w:highlight w:val="yellow"/>
-          <w:lang w:val="en-US"/>
-        </w:rPr>
-        <w:t>gle pay?)</w:t>
-      </w:r>
-      <w:r>
-        <w:rPr>
-          <w:sz w:val="22"/>
-          <w:szCs w:val="22"/>
-          <w:lang w:val="en-US"/>
-        </w:rPr>
-        <w:t xml:space="preserve"> when checking out my order so I can complete my purchase of products.</w:t>
-      </w:r>
-    </w:p>
-    <w:p>
-      <w:pPr>
-        <w:rPr>
-          <w:sz w:val="22"/>
-          <w:szCs w:val="22"/>
-          <w:lang w:val="en-US"/>
-        </w:rPr>
-      </w:pPr>
-      <w:r>
-        <w:rPr>
-          <w:sz w:val="22"/>
-          <w:szCs w:val="22"/>
-          <w:lang w:val="en-US"/>
-        </w:rPr>
-        <w:t xml:space="preserve">User story </w:t>
-      </w:r>
-      <w:r>
-        <w:rPr>
-          <w:sz w:val="22"/>
-          <w:szCs w:val="22"/>
-          <w:lang w:val="en-US"/>
-        </w:rPr>
-        <w:t>1</w:t>
-      </w:r>
-      <w:r>
-        <w:rPr>
-          <w:sz w:val="22"/>
-          <w:szCs w:val="22"/>
-          <w:lang w:val="en-US"/>
-        </w:rPr>
-        <w:t>5</w:t>
-      </w:r>
-      <w:r>
-        <w:rPr>
-          <w:sz w:val="22"/>
-          <w:szCs w:val="22"/>
-          <w:lang w:val="en-US"/>
-        </w:rPr>
-        <w:t>: As a Customer, I want to receive a confirmation email of the details of my order( products and amount spent) so I have a proof of purchase.</w:t>
-      </w:r>
-    </w:p>
-    <w:p>
-      <w:pPr>
-        <w:rPr>
-          <w:sz w:val="22"/>
-          <w:szCs w:val="22"/>
-          <w:lang w:val="en-US"/>
-        </w:rPr>
-      </w:pPr>
-      <w:r>
-        <w:rPr>
-          <w:sz w:val="22"/>
-          <w:szCs w:val="22"/>
-          <w:lang w:val="en-US"/>
-        </w:rPr>
-        <w:lastRenderedPageBreak/>
-        <w:t xml:space="preserve">User story </w:t>
-      </w:r>
-      <w:r>
-        <w:rPr>
-          <w:sz w:val="22"/>
-          <w:szCs w:val="22"/>
-          <w:lang w:val="en-US"/>
-        </w:rPr>
-        <w:t>1</w:t>
-      </w:r>
-      <w:r>
-        <w:rPr>
-          <w:sz w:val="22"/>
-          <w:szCs w:val="22"/>
-          <w:lang w:val="en-US"/>
-        </w:rPr>
-        <w:t>6</w:t>
-      </w:r>
-      <w:r>
-        <w:rPr>
-          <w:sz w:val="22"/>
-          <w:szCs w:val="22"/>
-          <w:lang w:val="en-US"/>
-        </w:rPr>
-        <w:t>: As a System, I want successful orders to be propagated to IPSO-CA so that the merchant inventory is updated.</w:t>
-      </w:r>
-    </w:p>
-    <w:p>
-      <w:pPr>
-        <w:rPr>
-          <w:sz w:val="22"/>
-          <w:szCs w:val="22"/>
-          <w:lang w:val="en-US"/>
-        </w:rPr>
-      </w:pPr>
-      <w:r>
-        <w:rPr>
-          <w:sz w:val="22"/>
-          <w:szCs w:val="22"/>
-          <w:lang w:val="en-US"/>
-        </w:rPr>
-        <w:t xml:space="preserve">User story </w:t>
-      </w:r>
-      <w:r>
-        <w:rPr>
-          <w:sz w:val="22"/>
-          <w:szCs w:val="22"/>
-          <w:lang w:val="en-US"/>
-        </w:rPr>
-        <w:t>1</w:t>
-      </w:r>
-      <w:r>
-        <w:rPr>
-          <w:sz w:val="22"/>
-          <w:szCs w:val="22"/>
-          <w:lang w:val="en-US"/>
-        </w:rPr>
-        <w:t>7</w:t>
-      </w:r>
-      <w:r>
-        <w:rPr>
-          <w:sz w:val="22"/>
-          <w:szCs w:val="22"/>
-          <w:lang w:val="en-US"/>
-        </w:rPr>
-        <w:t>: As a Customer, I want to track the status of the order I made so that I can see when it’s been dispatched and delivered.</w:t>
-      </w:r>
-    </w:p>
-    <w:p>
-      <w:pPr>
-        <w:rPr>
-          <w:sz w:val="22"/>
-          <w:szCs w:val="22"/>
-          <w:lang w:val="en-US"/>
-        </w:rPr>
-      </w:pPr>
-      <w:r>
-        <w:rPr>
-          <w:sz w:val="22"/>
-          <w:szCs w:val="22"/>
-          <w:lang w:val="en-US"/>
-        </w:rPr>
-        <w:t xml:space="preserve">User story </w:t>
-      </w:r>
-      <w:r>
-        <w:rPr>
-          <w:sz w:val="22"/>
-          <w:szCs w:val="22"/>
-          <w:lang w:val="en-US"/>
-        </w:rPr>
-        <w:t>1</w:t>
-      </w:r>
-      <w:r>
-        <w:rPr>
-          <w:sz w:val="22"/>
-          <w:szCs w:val="22"/>
-          <w:lang w:val="en-US"/>
-        </w:rPr>
-        <w:t>8</w:t>
-      </w:r>
-      <w:r>
-        <w:rPr>
-          <w:sz w:val="22"/>
-          <w:szCs w:val="22"/>
-          <w:lang w:val="en-US"/>
-        </w:rPr>
-        <w:t>: As a Non-commercial Member, I want to receive a ten percent discount on every 10</w:t>
-      </w:r>
-      <w:r>
-        <w:rPr>
-          <w:sz w:val="22"/>
-          <w:szCs w:val="22"/>
-          <w:vertAlign w:val="superscript"/>
-          <w:lang w:val="en-US"/>
-        </w:rPr>
-        <w:t>th</w:t>
-      </w:r>
-      <w:r>
-        <w:rPr>
-          <w:sz w:val="22"/>
-          <w:szCs w:val="22"/>
-          <w:lang w:val="en-US"/>
-        </w:rPr>
-        <w:t xml:space="preserve"> order I make so that I am benefiting from loyalty rewards.</w:t>
-      </w:r>
-    </w:p>
-    <w:p>
-      <w:pPr>
-        <w:rPr>
-          <w:sz w:val="22"/>
-          <w:szCs w:val="22"/>
-          <w:lang w:val="en-US"/>
-        </w:rPr>
-      </w:pPr>
-      <w:r>
-        <w:rPr>
-          <w:sz w:val="22"/>
-          <w:szCs w:val="22"/>
-          <w:lang w:val="en-US"/>
-        </w:rPr>
-        <w:t xml:space="preserve">User story </w:t>
-      </w:r>
-      <w:r>
-        <w:rPr>
-          <w:sz w:val="22"/>
-          <w:szCs w:val="22"/>
-          <w:lang w:val="en-US"/>
-        </w:rPr>
-        <w:t>1</w:t>
-      </w:r>
-      <w:r>
-        <w:rPr>
-          <w:sz w:val="22"/>
-          <w:szCs w:val="22"/>
-          <w:lang w:val="en-US"/>
-        </w:rPr>
-        <w:t>9</w:t>
-      </w:r>
-      <w:r>
-        <w:rPr>
-          <w:sz w:val="22"/>
-          <w:szCs w:val="22"/>
-          <w:lang w:val="en-US"/>
-        </w:rPr>
-        <w:t xml:space="preserve">: As a System, I want to be linked with an email service so that </w:t>
-      </w:r>
-      <w:r>
-        <w:rPr>
-          <w:sz w:val="22"/>
-          <w:szCs w:val="22"/>
-          <w:lang w:val="en-US"/>
-        </w:rPr>
-        <w:t>emails notifying status of orders and products sold can be sent to Customer emails, IPOS-CA and IPOS-SA.</w:t>
-      </w:r>
-    </w:p>
-    <w:p>
-      <w:pPr>
-        <w:rPr>
-          <w:sz w:val="22"/>
-          <w:szCs w:val="22"/>
-          <w:lang w:val="en-US"/>
-        </w:rPr>
-      </w:pPr>
-      <w:r>
-        <w:rPr>
-          <w:sz w:val="22"/>
-          <w:szCs w:val="22"/>
-          <w:lang w:val="en-US"/>
-        </w:rPr>
-        <w:t xml:space="preserve">User story </w:t>
-      </w:r>
-      <w:r>
-        <w:rPr>
-          <w:sz w:val="22"/>
-          <w:szCs w:val="22"/>
-          <w:lang w:val="en-US"/>
-        </w:rPr>
-        <w:t>20</w:t>
-      </w:r>
-      <w:r>
-        <w:rPr>
-          <w:sz w:val="22"/>
-          <w:szCs w:val="22"/>
-          <w:lang w:val="en-US"/>
-        </w:rPr>
-        <w:t>: As a System, I want to integrate a payment processor so that online payments are able to be handled.</w:t>
-      </w:r>
-    </w:p>
-    <w:p>
-      <w:pPr>
-        <w:rPr>
-          <w:sz w:val="22"/>
-          <w:szCs w:val="22"/>
-          <w:lang w:val="en-US"/>
-        </w:rPr>
-      </w:pPr>
-    </w:p>
-    <w:p>
-      <w:pPr>
-        <w:rPr>
-          <w:sz w:val="22"/>
-          <w:szCs w:val="22"/>
-          <w:lang w:val="en-US"/>
-        </w:rPr>
-      </w:pPr>
-      <w:r>
-        <w:rPr>
-          <w:sz w:val="22"/>
-          <w:szCs w:val="22"/>
-          <w:lang w:val="en-US"/>
-        </w:rPr>
-        <w:t>User story</w:t>
-      </w:r>
-      <w:r>
-        <w:rPr>
-          <w:sz w:val="22"/>
-          <w:szCs w:val="22"/>
-          <w:lang w:val="en-US"/>
-        </w:rPr>
-        <w:t xml:space="preserve"> 14, </w:t>
-      </w:r>
-      <w:r>
-        <w:rPr>
-          <w:sz w:val="22"/>
-          <w:szCs w:val="22"/>
-          <w:lang w:val="en-US"/>
-        </w:rPr>
-        <w:t>checkout and payment</w:t>
-      </w:r>
-      <w:r>
-        <w:rPr>
-          <w:sz w:val="22"/>
-          <w:szCs w:val="22"/>
-          <w:lang w:val="en-US"/>
-        </w:rPr>
-        <w:t xml:space="preserve"> (8-1</w:t>
-      </w:r>
-      <w:r>
-        <w:rPr>
-          <w:sz w:val="22"/>
-          <w:szCs w:val="22"/>
-          <w:lang w:val="en-US"/>
-        </w:rPr>
-        <w:t xml:space="preserve">6 </w:t>
-      </w:r>
-      <w:r>
-        <w:rPr>
-          <w:sz w:val="22"/>
-          <w:szCs w:val="22"/>
-          <w:lang w:val="en-US"/>
-        </w:rPr>
-        <w:t>can be considered main flow)</w:t>
-      </w:r>
-      <w:r>
-        <w:rPr>
-          <w:sz w:val="22"/>
-          <w:szCs w:val="22"/>
-          <w:lang w:val="en-US"/>
-        </w:rPr>
-        <w:t>:</w:t>
-      </w:r>
-    </w:p>
-    <w:p>
-      <w:pPr>
-        <w:rPr>
-          <w:sz w:val="22"/>
-          <w:szCs w:val="22"/>
-          <w:lang w:val="en-US"/>
-        </w:rPr>
-      </w:pPr>
-      <w:r>
-        <w:rPr>
-          <w:sz w:val="22"/>
-          <w:szCs w:val="22"/>
-          <w:lang w:val="en-US"/>
-        </w:rPr>
-        <w:t xml:space="preserve">Primary actors: Customer </w:t>
-      </w:r>
-    </w:p>
-    <w:p>
-      <w:pPr>
-        <w:rPr>
-          <w:sz w:val="22"/>
-          <w:szCs w:val="22"/>
-          <w:lang w:val="en-US"/>
-        </w:rPr>
-      </w:pPr>
-      <w:r>
-        <w:rPr>
-          <w:sz w:val="22"/>
-          <w:szCs w:val="22"/>
-          <w:lang w:val="en-US"/>
-        </w:rPr>
-        <w:t xml:space="preserve">Secondary actors: Payment Processor </w:t>
-      </w:r>
-    </w:p>
-    <w:p>
-      <w:pPr>
-        <w:rPr>
-          <w:sz w:val="22"/>
-          <w:szCs w:val="22"/>
-          <w:lang w:val="en-US"/>
-        </w:rPr>
-      </w:pPr>
-      <w:r>
-        <w:rPr>
-          <w:sz w:val="22"/>
-          <w:szCs w:val="22"/>
-          <w:lang w:val="en-US"/>
-        </w:rPr>
-        <w:t xml:space="preserve">Alternative flow: </w:t>
-      </w:r>
-      <w:r>
-        <w:rPr>
-          <w:sz w:val="22"/>
-          <w:szCs w:val="22"/>
-          <w:lang w:val="en-US"/>
-        </w:rPr>
-        <w:t xml:space="preserve">Payment fails </w:t>
-      </w:r>
-      <w:r>
-        <w:rPr>
-          <w:sz w:val="22"/>
-          <w:szCs w:val="22"/>
-          <w:lang w:val="en-US"/>
-        </w:rPr>
-        <w:t xml:space="preserve"> due to insufficient funds</w:t>
-      </w:r>
-      <w:r>
-        <w:rPr>
-          <w:sz w:val="22"/>
-          <w:szCs w:val="22"/>
-          <w:lang w:val="en-US"/>
-        </w:rPr>
-        <w:t>(or</w:t>
-      </w:r>
-      <w:r>
-        <w:rPr>
-          <w:sz w:val="22"/>
-          <w:szCs w:val="22"/>
-          <w:lang w:val="en-US"/>
-        </w:rPr>
-        <w:t>der remains unpaid and customer is informed</w:t>
-      </w:r>
-      <w:r>
-        <w:rPr>
-          <w:sz w:val="22"/>
-          <w:szCs w:val="22"/>
-          <w:lang w:val="en-US"/>
-        </w:rPr>
-        <w:t xml:space="preserve">, </w:t>
-      </w:r>
-      <w:proofErr w:type="spellStart"/>
-      <w:r>
-        <w:rPr>
-          <w:sz w:val="22"/>
-          <w:szCs w:val="22"/>
-          <w:lang w:val="en-US"/>
-        </w:rPr>
-        <w:t>mo</w:t>
-      </w:r>
-      <w:proofErr w:type="spellEnd"/>
-      <w:r>
-        <w:rPr>
-          <w:sz w:val="22"/>
-          <w:szCs w:val="22"/>
-          <w:lang w:val="en-US"/>
-        </w:rPr>
-        <w:t xml:space="preserve"> propagation to IPOS-CA and no email sent</w:t>
-      </w:r>
-      <w:r>
-        <w:rPr>
-          <w:sz w:val="22"/>
-          <w:szCs w:val="22"/>
-          <w:lang w:val="en-US"/>
-        </w:rPr>
-        <w:t>)</w:t>
-      </w:r>
-    </w:p>
-    <w:p>
-      <w:pPr>
-        <w:rPr>
-          <w:sz w:val="22"/>
-          <w:szCs w:val="22"/>
-          <w:lang w:val="en-US"/>
-        </w:rPr>
-      </w:pPr>
-    </w:p>
-    <w:p>
-      <w:pPr>
-        <w:rPr>
-          <w:sz w:val="22"/>
-          <w:szCs w:val="22"/>
-          <w:lang w:val="en-US"/>
-        </w:rPr>
-      </w:pPr>
-      <w:r>
-        <w:rPr>
-          <w:sz w:val="22"/>
-          <w:szCs w:val="22"/>
-          <w:lang w:val="en-US"/>
-        </w:rPr>
-        <w:t xml:space="preserve">User story 16, </w:t>
-      </w:r>
-      <w:r>
-        <w:rPr>
-          <w:sz w:val="22"/>
-          <w:szCs w:val="22"/>
-          <w:lang w:val="en-US"/>
-        </w:rPr>
-        <w:t>order is propagated to IPSO-CA:</w:t>
-      </w:r>
-    </w:p>
-    <w:p>
-      <w:pPr>
-        <w:rPr>
-          <w:sz w:val="22"/>
-          <w:szCs w:val="22"/>
-        </w:rPr>
-      </w:pPr>
-      <w:r>
-        <w:rPr>
-          <w:sz w:val="22"/>
-          <w:szCs w:val="22"/>
-        </w:rPr>
-        <w:t>Primary actor(s): IPOS-PU System</w:t>
-      </w:r>
-      <w:r>
-        <w:rPr>
-          <w:sz w:val="22"/>
-          <w:szCs w:val="22"/>
-        </w:rPr>
-        <w:br/>
-        <w:t>Secondary actor(s): IPOS-CA</w:t>
-      </w:r>
-    </w:p>
-    <w:p>
-      <w:pPr>
-        <w:rPr>
-          <w:sz w:val="22"/>
-          <w:szCs w:val="22"/>
-        </w:rPr>
-      </w:pPr>
-      <w:r>
-        <w:rPr>
-          <w:sz w:val="22"/>
-          <w:szCs w:val="22"/>
-        </w:rPr>
-        <w:t>Main flow:</w:t>
-      </w:r>
-    </w:p>
-    <w:p>
-      <w:pPr>
-        <w:numPr>
-          <w:ilvl w:val="0"/>
-          <w:numId w:val="6"/>
-        </w:numPr>
-        <w:rPr>
-          <w:sz w:val="22"/>
-          <w:szCs w:val="22"/>
-        </w:rPr>
-      </w:pPr>
-      <w:r>
-        <w:rPr>
-          <w:sz w:val="22"/>
-          <w:szCs w:val="22"/>
-        </w:rPr>
-        <w:t>After payment success, system sends order details to IPOS-CA.</w:t>
-      </w:r>
-    </w:p>
-    <w:p>
-      <w:pPr>
-        <w:numPr>
-          <w:ilvl w:val="0"/>
-          <w:numId w:val="6"/>
-        </w:numPr>
-        <w:rPr>
-          <w:sz w:val="22"/>
-          <w:szCs w:val="22"/>
-        </w:rPr>
-      </w:pPr>
-      <w:r>
-        <w:rPr>
-          <w:sz w:val="22"/>
-          <w:szCs w:val="22"/>
-        </w:rPr>
-        <w:t>IPOS-CA deducts ordered quantities from inventory.</w:t>
-      </w:r>
-    </w:p>
-    <w:p>
-      <w:pPr>
-        <w:numPr>
-          <w:ilvl w:val="0"/>
-          <w:numId w:val="6"/>
-        </w:numPr>
-        <w:rPr>
-          <w:sz w:val="22"/>
-          <w:szCs w:val="22"/>
-        </w:rPr>
-      </w:pPr>
-      <w:r>
-        <w:rPr>
-          <w:sz w:val="22"/>
-          <w:szCs w:val="22"/>
-        </w:rPr>
-        <w:t>IPOS-PU stores acknowledgement (order accepted by merchant system)</w:t>
-      </w:r>
-      <w:r>
-        <w:rPr>
-          <w:sz w:val="22"/>
-          <w:szCs w:val="22"/>
-        </w:rPr>
-        <w:t>.</w:t>
-      </w:r>
-    </w:p>
-    <w:p>
-      <w:pPr>
-        <w:rPr>
-          <w:sz w:val="22"/>
-          <w:szCs w:val="22"/>
-        </w:rPr>
-      </w:pPr>
-      <w:r>
-        <w:rPr>
-          <w:sz w:val="22"/>
-          <w:szCs w:val="22"/>
-        </w:rPr>
-        <w:t xml:space="preserve">Alternative flow: </w:t>
-      </w:r>
-      <w:r>
-        <w:rPr>
-          <w:sz w:val="22"/>
-          <w:szCs w:val="22"/>
-        </w:rPr>
-        <w:t>: IPOS-CA unavailable</w:t>
-      </w:r>
-      <w:r>
-        <w:rPr>
-          <w:sz w:val="22"/>
-          <w:szCs w:val="22"/>
-        </w:rPr>
-        <w:t xml:space="preserve"> ( either </w:t>
-      </w:r>
-      <w:r>
-        <w:rPr>
-          <w:sz w:val="22"/>
-          <w:szCs w:val="22"/>
-        </w:rPr>
-        <w:t>queue and retry,</w:t>
-      </w:r>
-      <w:r>
-        <w:rPr>
-          <w:sz w:val="22"/>
-          <w:szCs w:val="22"/>
-        </w:rPr>
-        <w:t xml:space="preserve"> or </w:t>
-      </w:r>
-      <w:r>
-        <w:rPr>
-          <w:sz w:val="22"/>
-          <w:szCs w:val="22"/>
-        </w:rPr>
-        <w:t xml:space="preserve">mark </w:t>
-      </w:r>
-      <w:r>
-        <w:rPr>
-          <w:sz w:val="22"/>
-          <w:szCs w:val="22"/>
-        </w:rPr>
-        <w:t xml:space="preserve">order </w:t>
-      </w:r>
-      <w:r>
-        <w:rPr>
-          <w:sz w:val="22"/>
-          <w:szCs w:val="22"/>
-        </w:rPr>
-        <w:t>“paid, pending fulfilment” and notify customer</w:t>
-      </w:r>
-      <w:r>
-        <w:rPr>
-          <w:sz w:val="22"/>
-          <w:szCs w:val="22"/>
-        </w:rPr>
-        <w:t>).</w:t>
-      </w:r>
-    </w:p>
-    <w:p>
-      <w:pPr>
-        <w:rPr>
-          <w:sz w:val="22"/>
-          <w:szCs w:val="22"/>
-        </w:rPr>
-      </w:pPr>
-    </w:p>
-    <w:p>
-      <w:pPr>
-        <w:rPr>
-          <w:sz w:val="22"/>
-          <w:szCs w:val="22"/>
-          <w:lang w:val="en-US"/>
-        </w:rPr>
-      </w:pPr>
-    </w:p>
-    <w:p>
-      <w:pPr>
-        <w:rPr>
-          <w:sz w:val="22"/>
-          <w:szCs w:val="22"/>
-          <w:lang w:val="en-US"/>
-        </w:rPr>
-      </w:pPr>
-      <w:r>
-        <w:rPr>
-          <w:sz w:val="22"/>
-          <w:szCs w:val="22"/>
-          <w:lang w:val="en-US"/>
-        </w:rPr>
-        <w:t>User story 17</w:t>
-      </w:r>
-      <w:r>
-        <w:rPr>
-          <w:sz w:val="22"/>
-          <w:szCs w:val="22"/>
-          <w:lang w:val="en-US"/>
-        </w:rPr>
-        <w:t>, order updates</w:t>
-      </w:r>
-      <w:r>
-        <w:rPr>
-          <w:sz w:val="22"/>
-          <w:szCs w:val="22"/>
-          <w:lang w:val="en-US"/>
-        </w:rPr>
-        <w:t>:</w:t>
-      </w:r>
-    </w:p>
-    <w:p>
-      <w:pPr>
-        <w:rPr>
-          <w:sz w:val="22"/>
-          <w:szCs w:val="22"/>
-          <w:lang w:val="en-US"/>
-        </w:rPr>
-      </w:pPr>
-      <w:r>
-        <w:rPr>
-          <w:sz w:val="22"/>
-          <w:szCs w:val="22"/>
-          <w:lang w:val="en-US"/>
-        </w:rPr>
-        <w:t>Primary actors: Cust</w:t>
-      </w:r>
-      <w:r>
-        <w:rPr>
-          <w:sz w:val="22"/>
-          <w:szCs w:val="22"/>
-          <w:lang w:val="en-US"/>
-        </w:rPr>
-        <w:t>omer,</w:t>
-      </w:r>
-    </w:p>
-    <w:p>
-      <w:pPr>
-        <w:rPr>
-          <w:sz w:val="22"/>
-          <w:szCs w:val="22"/>
-          <w:lang w:val="en-US"/>
-        </w:rPr>
-      </w:pPr>
-      <w:r>
-        <w:rPr>
-          <w:sz w:val="22"/>
-          <w:szCs w:val="22"/>
-          <w:lang w:val="en-US"/>
-        </w:rPr>
-        <w:t>Secondary actors: IPOS-CA</w:t>
-      </w:r>
-    </w:p>
-    <w:p>
-      <w:pPr>
-        <w:rPr>
-          <w:sz w:val="22"/>
-          <w:szCs w:val="22"/>
-        </w:rPr>
-      </w:pPr>
-      <w:r>
-        <w:rPr>
-          <w:sz w:val="22"/>
-          <w:szCs w:val="22"/>
-        </w:rPr>
-        <w:t>Main flow:</w:t>
-      </w:r>
-    </w:p>
-    <w:p>
-      <w:pPr>
-        <w:numPr>
-          <w:ilvl w:val="0"/>
-          <w:numId w:val="4"/>
-        </w:numPr>
-        <w:rPr>
-          <w:sz w:val="22"/>
-          <w:szCs w:val="22"/>
-        </w:rPr>
-      </w:pPr>
-      <w:r>
-        <w:rPr>
-          <w:sz w:val="22"/>
-          <w:szCs w:val="22"/>
-        </w:rPr>
-        <w:lastRenderedPageBreak/>
-        <w:t>System stores order status (received</w:t>
-      </w:r>
-      <w:r>
-        <w:rPr>
-          <w:sz w:val="22"/>
-          <w:szCs w:val="22"/>
-        </w:rPr>
-        <w:t xml:space="preserve"> -&gt; </w:t>
-      </w:r>
-      <w:r>
-        <w:rPr>
-          <w:sz w:val="22"/>
-          <w:szCs w:val="22"/>
-        </w:rPr>
-        <w:t xml:space="preserve">dispatched </w:t>
-      </w:r>
-      <w:r>
-        <w:rPr>
-          <w:sz w:val="22"/>
-          <w:szCs w:val="22"/>
-        </w:rPr>
-        <w:t>-&gt;</w:t>
-      </w:r>
-      <w:r>
-        <w:rPr>
-          <w:sz w:val="22"/>
-          <w:szCs w:val="22"/>
-        </w:rPr>
-        <w:t xml:space="preserve"> delivered).</w:t>
-      </w:r>
-    </w:p>
-    <w:p>
-      <w:pPr>
-        <w:numPr>
-          <w:ilvl w:val="0"/>
-          <w:numId w:val="4"/>
-        </w:numPr>
-        <w:rPr>
-          <w:sz w:val="22"/>
-          <w:szCs w:val="22"/>
-        </w:rPr>
-      </w:pPr>
-      <w:r>
-        <w:rPr>
-          <w:sz w:val="22"/>
-          <w:szCs w:val="22"/>
-        </w:rPr>
-        <w:t>Customer can view current status via portal.</w:t>
-      </w:r>
-    </w:p>
-    <w:p>
-      <w:pPr>
-        <w:numPr>
-          <w:ilvl w:val="0"/>
-          <w:numId w:val="4"/>
-        </w:numPr>
-        <w:rPr>
-          <w:sz w:val="22"/>
-          <w:szCs w:val="22"/>
-        </w:rPr>
-      </w:pPr>
-      <w:r>
-        <w:rPr>
-          <w:sz w:val="22"/>
-          <w:szCs w:val="22"/>
-        </w:rPr>
-        <w:t>Status updates occur until delivered.</w:t>
-      </w:r>
-    </w:p>
-    <w:p>
-      <w:pPr>
-        <w:rPr>
-          <w:sz w:val="22"/>
-          <w:szCs w:val="22"/>
-        </w:rPr>
-      </w:pPr>
-      <w:r>
-        <w:rPr>
-          <w:sz w:val="22"/>
-          <w:szCs w:val="22"/>
-        </w:rPr>
-        <w:t>Alternative flows: No update available</w:t>
-      </w:r>
-      <w:r>
-        <w:rPr>
-          <w:sz w:val="22"/>
-          <w:szCs w:val="22"/>
-        </w:rPr>
-        <w:t xml:space="preserve"> (s</w:t>
-      </w:r>
-      <w:r>
-        <w:rPr>
-          <w:sz w:val="22"/>
-          <w:szCs w:val="22"/>
-        </w:rPr>
-        <w:t>how last known status + timestamp</w:t>
-      </w:r>
-      <w:r>
-        <w:rPr>
-          <w:sz w:val="22"/>
-          <w:szCs w:val="22"/>
-        </w:rPr>
-        <w:t>)</w:t>
-      </w:r>
-      <w:r>
-        <w:rPr>
-          <w:sz w:val="22"/>
-          <w:szCs w:val="22"/>
-        </w:rPr>
-        <w:t>.</w:t>
-      </w:r>
-    </w:p>
-    <w:p>
-      <w:pPr>
-        <w:rPr>
-          <w:sz w:val="22"/>
-          <w:szCs w:val="22"/>
-        </w:rPr>
-      </w:pPr>
-    </w:p>
-    <w:p>
-      <w:pPr>
-        <w:rPr>
-          <w:sz w:val="22"/>
-          <w:szCs w:val="22"/>
-          <w:lang w:val="en-US"/>
-        </w:rPr>
-      </w:pPr>
-      <w:r>
-        <w:rPr>
-          <w:sz w:val="22"/>
-          <w:szCs w:val="22"/>
-          <w:lang w:val="en-US"/>
-        </w:rPr>
-        <w:tab/>
-      </w:r>
-      <w:r>
-        <w:rPr>
-          <w:sz w:val="22"/>
-          <w:szCs w:val="22"/>
-          <w:lang w:val="en-US"/>
-        </w:rPr>
-        <w:tab/>
-      </w:r>
-    </w:p>
-    <w:p>
-      <w:pPr>
-        <w:rPr>
-          <w:lang w:val="en-US"/>
-        </w:rPr>
-      </w:pPr>
-    </w:p>
-    <w:p>
-      <w:pPr>
-        <w:rPr>
-          <w:b/>
-          <w:bCs/>
-          <w:lang w:val="en-US"/>
-        </w:rPr>
-      </w:pPr>
-      <w:r>
-        <w:rPr>
-          <w:b/>
-          <w:bCs/>
-          <w:lang w:val="en-US"/>
-        </w:rPr>
-        <w:t>Promotions:</w:t>
-      </w:r>
-    </w:p>
-    <w:p>
-      <w:pPr>
-        <w:rPr>
-          <w:sz w:val="22"/>
-          <w:szCs w:val="22"/>
-          <w:lang w:val="en-US"/>
-        </w:rPr>
-      </w:pPr>
-      <w:r>
-        <w:rPr>
-          <w:sz w:val="22"/>
-          <w:szCs w:val="22"/>
-          <w:lang w:val="en-US"/>
-        </w:rPr>
-        <w:t xml:space="preserve">User story </w:t>
-      </w:r>
-      <w:r>
-        <w:rPr>
-          <w:sz w:val="22"/>
-          <w:szCs w:val="22"/>
-          <w:lang w:val="en-US"/>
-        </w:rPr>
-        <w:t>2</w:t>
-      </w:r>
-      <w:r>
-        <w:rPr>
-          <w:sz w:val="22"/>
-          <w:szCs w:val="22"/>
-          <w:lang w:val="en-US"/>
-        </w:rPr>
-        <w:t>1</w:t>
-      </w:r>
-      <w:r>
-        <w:rPr>
-          <w:sz w:val="22"/>
-          <w:szCs w:val="22"/>
-          <w:lang w:val="en-US"/>
-        </w:rPr>
-        <w:t>: As an Administrator, I want to create promotional campaigns with start and end dates so that the discounts run for a specific period of time.</w:t>
-      </w:r>
-    </w:p>
-    <w:p>
-      <w:pPr>
-        <w:rPr>
-          <w:sz w:val="22"/>
-          <w:szCs w:val="22"/>
-          <w:lang w:val="en-US"/>
-        </w:rPr>
-      </w:pPr>
-      <w:r>
-        <w:rPr>
-          <w:sz w:val="22"/>
-          <w:szCs w:val="22"/>
-          <w:lang w:val="en-US"/>
-        </w:rPr>
-        <w:t>Primary actors: IPOS-PU Admin</w:t>
-      </w:r>
-      <w:r>
-        <w:rPr>
-          <w:sz w:val="22"/>
-          <w:szCs w:val="22"/>
-          <w:lang w:val="en-US"/>
-        </w:rPr>
-        <w:t>istrator</w:t>
-      </w:r>
-    </w:p>
-    <w:p>
-      <w:pPr>
-        <w:rPr>
-          <w:sz w:val="22"/>
-          <w:szCs w:val="22"/>
-          <w:lang w:val="en-US"/>
-        </w:rPr>
-      </w:pPr>
-      <w:r>
-        <w:rPr>
-          <w:sz w:val="22"/>
-          <w:szCs w:val="22"/>
-          <w:lang w:val="en-US"/>
-        </w:rPr>
-        <w:t xml:space="preserve">Alternative flow: </w:t>
-      </w:r>
-      <w:r>
-        <w:rPr>
-          <w:sz w:val="22"/>
-          <w:szCs w:val="22"/>
-          <w:lang w:val="en-US"/>
-        </w:rPr>
-        <w:t xml:space="preserve">End </w:t>
-      </w:r>
-      <w:r>
-        <w:rPr>
-          <w:sz w:val="22"/>
-          <w:szCs w:val="22"/>
-          <w:lang w:val="en-US"/>
-        </w:rPr>
-        <w:t>time</w:t>
-      </w:r>
-      <w:r>
-        <w:rPr>
-          <w:sz w:val="22"/>
-          <w:szCs w:val="22"/>
-          <w:lang w:val="en-US"/>
-        </w:rPr>
-        <w:t xml:space="preserve"> is </w:t>
-      </w:r>
-      <w:r>
-        <w:rPr>
-          <w:sz w:val="22"/>
-          <w:szCs w:val="22"/>
-          <w:lang w:val="en-US"/>
-        </w:rPr>
-        <w:t>before the start</w:t>
-      </w:r>
-      <w:r>
-        <w:rPr>
-          <w:sz w:val="22"/>
-          <w:szCs w:val="22"/>
-          <w:lang w:val="en-US"/>
-        </w:rPr>
-        <w:t>(doesn’t valid campaign)</w:t>
-      </w:r>
-      <w:r>
-        <w:rPr>
-          <w:sz w:val="22"/>
-          <w:szCs w:val="22"/>
-          <w:lang w:val="en-US"/>
-        </w:rPr>
-        <w:t>.</w:t>
-      </w:r>
-    </w:p>
-    <w:p>
-      <w:pPr>
-        <w:rPr>
-          <w:sz w:val="22"/>
-          <w:szCs w:val="22"/>
-          <w:lang w:val="en-US"/>
-        </w:rPr>
-      </w:pPr>
-      <w:r>
-        <w:rPr>
-          <w:sz w:val="22"/>
-          <w:szCs w:val="22"/>
-          <w:lang w:val="en-US"/>
-        </w:rPr>
-        <w:t xml:space="preserve">User story </w:t>
-      </w:r>
-      <w:r>
-        <w:rPr>
-          <w:sz w:val="22"/>
-          <w:szCs w:val="22"/>
-          <w:lang w:val="en-US"/>
-        </w:rPr>
-        <w:t>2</w:t>
-      </w:r>
-      <w:r>
-        <w:rPr>
-          <w:sz w:val="22"/>
-          <w:szCs w:val="22"/>
-          <w:lang w:val="en-US"/>
-        </w:rPr>
-        <w:t>2</w:t>
-      </w:r>
-      <w:r>
-        <w:rPr>
-          <w:sz w:val="22"/>
-          <w:szCs w:val="22"/>
-          <w:lang w:val="en-US"/>
-        </w:rPr>
-        <w:t>: As a Customer, I want to have access to view all active promotions so that I can choose which promotions I am interested in.</w:t>
-      </w:r>
-    </w:p>
-    <w:p>
-      <w:pPr>
-        <w:rPr>
-          <w:sz w:val="22"/>
-          <w:szCs w:val="22"/>
-          <w:lang w:val="en-US"/>
-        </w:rPr>
-      </w:pPr>
-      <w:r>
-        <w:rPr>
-          <w:sz w:val="22"/>
-          <w:szCs w:val="22"/>
-          <w:lang w:val="en-US"/>
-        </w:rPr>
-        <w:t>User story</w:t>
-      </w:r>
-      <w:r>
-        <w:rPr>
-          <w:sz w:val="22"/>
-          <w:szCs w:val="22"/>
-          <w:lang w:val="en-US"/>
-        </w:rPr>
-        <w:t xml:space="preserve"> </w:t>
-      </w:r>
-      <w:r>
-        <w:rPr>
-          <w:sz w:val="22"/>
-          <w:szCs w:val="22"/>
-          <w:lang w:val="en-US"/>
-        </w:rPr>
-        <w:t>2</w:t>
-      </w:r>
-      <w:r>
-        <w:rPr>
-          <w:sz w:val="22"/>
-          <w:szCs w:val="22"/>
-          <w:lang w:val="en-US"/>
-        </w:rPr>
-        <w:t>3</w:t>
-      </w:r>
-      <w:r>
-        <w:rPr>
-          <w:sz w:val="22"/>
-          <w:szCs w:val="22"/>
-          <w:lang w:val="en-US"/>
-        </w:rPr>
-        <w:t>: As a Customer, I want to select an active promotion so that I can benefit from the products that are discounted.</w:t>
-      </w:r>
-    </w:p>
-    <w:p>
-      <w:pPr>
-        <w:rPr>
-          <w:sz w:val="22"/>
-          <w:szCs w:val="22"/>
-        </w:rPr>
-      </w:pPr>
-      <w:r>
-        <w:rPr>
-          <w:sz w:val="22"/>
-          <w:szCs w:val="22"/>
-        </w:rPr>
-        <w:t>Primary actor(s): Customer</w:t>
-      </w:r>
-    </w:p>
-    <w:p>
-      <w:pPr>
-        <w:rPr>
-          <w:sz w:val="22"/>
-          <w:szCs w:val="22"/>
-        </w:rPr>
-      </w:pPr>
-      <w:r>
-        <w:rPr>
-          <w:sz w:val="22"/>
-          <w:szCs w:val="22"/>
-        </w:rPr>
-        <w:t>Main flow:</w:t>
-      </w:r>
-    </w:p>
-    <w:p>
-      <w:pPr>
-        <w:numPr>
-          <w:ilvl w:val="0"/>
-          <w:numId w:val="8"/>
-        </w:numPr>
-        <w:rPr>
-          <w:sz w:val="22"/>
-          <w:szCs w:val="22"/>
-        </w:rPr>
-      </w:pPr>
-      <w:r>
-        <w:rPr>
-          <w:sz w:val="22"/>
-          <w:szCs w:val="22"/>
-        </w:rPr>
-        <w:t>Customer opens Promotions and selects a campaign.</w:t>
-      </w:r>
-    </w:p>
-    <w:p>
-      <w:pPr>
-        <w:numPr>
-          <w:ilvl w:val="0"/>
-          <w:numId w:val="8"/>
-        </w:numPr>
-        <w:rPr>
-          <w:sz w:val="22"/>
-          <w:szCs w:val="22"/>
-        </w:rPr>
-      </w:pPr>
-      <w:r>
-        <w:rPr>
-          <w:sz w:val="22"/>
-          <w:szCs w:val="22"/>
-        </w:rPr>
-        <w:t>Customer adds campaign items to cart.</w:t>
-      </w:r>
-    </w:p>
-    <w:p>
-      <w:pPr>
-        <w:numPr>
-          <w:ilvl w:val="0"/>
-          <w:numId w:val="8"/>
-        </w:numPr>
-        <w:rPr>
-          <w:sz w:val="22"/>
-          <w:szCs w:val="22"/>
-        </w:rPr>
-      </w:pPr>
-      <w:r>
-        <w:rPr>
-          <w:sz w:val="22"/>
-          <w:szCs w:val="22"/>
-        </w:rPr>
-        <w:t>System applies the campaign discount to those items during the active period.</w:t>
-      </w:r>
-    </w:p>
-    <w:p>
-      <w:pPr>
-        <w:numPr>
-          <w:ilvl w:val="0"/>
-          <w:numId w:val="8"/>
-        </w:numPr>
-        <w:rPr>
-          <w:sz w:val="22"/>
-          <w:szCs w:val="22"/>
-        </w:rPr>
-      </w:pPr>
-      <w:r>
-        <w:rPr>
-          <w:sz w:val="22"/>
-          <w:szCs w:val="22"/>
-        </w:rPr>
-        <w:t>Customer checks out.</w:t>
-      </w:r>
-    </w:p>
-    <w:p>
-      <w:pPr>
-        <w:rPr>
-          <w:sz w:val="22"/>
-          <w:szCs w:val="22"/>
-        </w:rPr>
-      </w:pPr>
-      <w:r>
-        <w:rPr>
-          <w:sz w:val="22"/>
-          <w:szCs w:val="22"/>
-        </w:rPr>
-        <w:t xml:space="preserve">Alternative flow: Campaign expires before checkout </w:t>
-      </w:r>
-      <w:r>
-        <w:rPr>
-          <w:sz w:val="22"/>
-          <w:szCs w:val="22"/>
-        </w:rPr>
-        <w:t>(r</w:t>
-      </w:r>
-      <w:r>
-        <w:rPr>
-          <w:sz w:val="22"/>
-          <w:szCs w:val="22"/>
-        </w:rPr>
-        <w:t>emove discount).</w:t>
-      </w:r>
-    </w:p>
-    <w:p>
-      <w:pPr>
-        <w:rPr>
-          <w:sz w:val="22"/>
-          <w:szCs w:val="22"/>
-          <w:lang w:val="en-US"/>
-        </w:rPr>
-      </w:pPr>
-      <w:r>
-        <w:rPr>
-          <w:sz w:val="22"/>
-          <w:szCs w:val="22"/>
-          <w:lang w:val="en-US"/>
-        </w:rPr>
-        <w:t xml:space="preserve">User story </w:t>
-      </w:r>
-      <w:r>
-        <w:rPr>
-          <w:sz w:val="22"/>
-          <w:szCs w:val="22"/>
-          <w:lang w:val="en-US"/>
-        </w:rPr>
-        <w:t>2</w:t>
-      </w:r>
-      <w:r>
-        <w:rPr>
-          <w:sz w:val="22"/>
-          <w:szCs w:val="22"/>
-          <w:lang w:val="en-US"/>
-        </w:rPr>
-        <w:t>4</w:t>
-      </w:r>
-      <w:r>
-        <w:rPr>
-          <w:sz w:val="22"/>
-          <w:szCs w:val="22"/>
-          <w:lang w:val="en-US"/>
-        </w:rPr>
-        <w:t>: As an Administrator, I wan to assign discounts to specific products for each promotional campaign so that the promotional campaign pricing is applied to said products.</w:t>
-      </w:r>
-    </w:p>
-    <w:p>
-      <w:pPr>
-        <w:rPr>
-          <w:sz w:val="22"/>
-          <w:szCs w:val="22"/>
-          <w:lang w:val="en-US"/>
-        </w:rPr>
-      </w:pPr>
-      <w:r>
-        <w:rPr>
-          <w:sz w:val="22"/>
-          <w:szCs w:val="22"/>
-          <w:lang w:val="en-US"/>
-        </w:rPr>
-        <w:t xml:space="preserve">User story </w:t>
-      </w:r>
-      <w:r>
-        <w:rPr>
-          <w:sz w:val="22"/>
-          <w:szCs w:val="22"/>
-          <w:lang w:val="en-US"/>
-        </w:rPr>
-        <w:t>2</w:t>
-      </w:r>
-      <w:r>
-        <w:rPr>
-          <w:sz w:val="22"/>
-          <w:szCs w:val="22"/>
-          <w:lang w:val="en-US"/>
-        </w:rPr>
-        <w:t>5</w:t>
-      </w:r>
-      <w:r>
-        <w:rPr>
-          <w:sz w:val="22"/>
-          <w:szCs w:val="22"/>
-          <w:lang w:val="en-US"/>
-        </w:rPr>
-        <w:t>: As an Administrator, I want to run multiple promotional campaigns at the same time so that different offers can be active.</w:t>
-      </w:r>
-    </w:p>
-    <w:p>
-      <w:pPr>
-        <w:rPr>
-          <w:b/>
-          <w:bCs/>
-          <w:lang w:val="en-US"/>
-        </w:rPr>
-      </w:pPr>
-      <w:r>
-        <w:rPr>
-          <w:b/>
-          <w:bCs/>
-          <w:lang w:val="en-US"/>
-        </w:rPr>
-        <w:t>Reports:</w:t>
-      </w:r>
-    </w:p>
-    <w:p>
-      <w:pPr>
-        <w:rPr>
-          <w:sz w:val="22"/>
-          <w:szCs w:val="22"/>
-          <w:lang w:val="en-US"/>
-        </w:rPr>
-      </w:pPr>
-      <w:r>
-        <w:rPr>
-          <w:sz w:val="22"/>
-          <w:szCs w:val="22"/>
-          <w:lang w:val="en-US"/>
-        </w:rPr>
-        <w:t xml:space="preserve">User story </w:t>
-      </w:r>
-      <w:r>
-        <w:rPr>
-          <w:sz w:val="22"/>
-          <w:szCs w:val="22"/>
-          <w:lang w:val="en-US"/>
-        </w:rPr>
-        <w:t>2</w:t>
-      </w:r>
-      <w:r>
-        <w:rPr>
-          <w:sz w:val="22"/>
-          <w:szCs w:val="22"/>
-          <w:lang w:val="en-US"/>
-        </w:rPr>
-        <w:t>6</w:t>
-      </w:r>
-      <w:r>
-        <w:rPr>
-          <w:sz w:val="22"/>
-          <w:szCs w:val="22"/>
-          <w:lang w:val="en-US"/>
-        </w:rPr>
-        <w:t>:</w:t>
-      </w:r>
-      <w:r>
-        <w:rPr>
-          <w:sz w:val="22"/>
-          <w:szCs w:val="22"/>
-          <w:lang w:val="en-US"/>
-        </w:rPr>
-        <w:t xml:space="preserve"> As a System, I want to track customer interactions with promotional campaigns so that the effectiveness of each campaign can be </w:t>
-      </w:r>
-      <w:proofErr w:type="spellStart"/>
-      <w:r>
-        <w:rPr>
-          <w:sz w:val="22"/>
-          <w:szCs w:val="22"/>
-          <w:lang w:val="en-US"/>
-        </w:rPr>
-        <w:t>analysed</w:t>
-      </w:r>
-      <w:proofErr w:type="spellEnd"/>
-      <w:r>
-        <w:rPr>
-          <w:sz w:val="22"/>
-          <w:szCs w:val="22"/>
-          <w:lang w:val="en-US"/>
-        </w:rPr>
-        <w:t>.</w:t>
-      </w:r>
-    </w:p>
-    <w:p>
-      <w:pPr>
-        <w:rPr>
-          <w:sz w:val="22"/>
-          <w:szCs w:val="22"/>
-        </w:rPr>
-      </w:pPr>
-      <w:r>
-        <w:rPr>
-          <w:sz w:val="22"/>
-          <w:szCs w:val="22"/>
-        </w:rPr>
-        <w:t>Primary actor: Customer / System</w:t>
-      </w:r>
-    </w:p>
-    <w:p>
-      <w:pPr>
-        <w:rPr>
-          <w:sz w:val="22"/>
-          <w:szCs w:val="22"/>
-        </w:rPr>
-      </w:pPr>
-      <w:r>
-        <w:rPr>
-          <w:sz w:val="22"/>
-          <w:szCs w:val="22"/>
-        </w:rPr>
-        <w:lastRenderedPageBreak/>
-        <w:t>Main flow:</w:t>
-      </w:r>
-    </w:p>
-    <w:p>
-      <w:pPr>
-        <w:numPr>
-          <w:ilvl w:val="0"/>
-          <w:numId w:val="10"/>
-        </w:numPr>
-        <w:rPr>
-          <w:sz w:val="22"/>
-          <w:szCs w:val="22"/>
-        </w:rPr>
-      </w:pPr>
-      <w:r>
-        <w:rPr>
-          <w:sz w:val="22"/>
-          <w:szCs w:val="22"/>
-        </w:rPr>
-        <w:t>When customer adds quantity Q of Item_X_1 to cart/order via campaign, increment CAMP_X_1 by Q.</w:t>
-      </w:r>
-    </w:p>
-    <w:p>
-      <w:pPr>
-        <w:rPr>
-          <w:sz w:val="22"/>
-          <w:szCs w:val="22"/>
-        </w:rPr>
-      </w:pPr>
-      <w:r>
-        <w:rPr>
-          <w:sz w:val="22"/>
-          <w:szCs w:val="22"/>
-        </w:rPr>
-        <w:t>Alternative flows</w:t>
-      </w:r>
-      <w:r>
-        <w:rPr>
-          <w:sz w:val="22"/>
-          <w:szCs w:val="22"/>
-        </w:rPr>
-        <w:t xml:space="preserve">: </w:t>
-      </w:r>
-      <w:r>
-        <w:rPr>
-          <w:sz w:val="22"/>
-          <w:szCs w:val="22"/>
-        </w:rPr>
-        <w:t xml:space="preserve"> If customer removes items before paymen</w:t>
-      </w:r>
-      <w:r>
-        <w:rPr>
-          <w:sz w:val="22"/>
-          <w:szCs w:val="22"/>
-          <w:highlight w:val="yellow"/>
-        </w:rPr>
-        <w:t>t(counters decrement?)</w:t>
-      </w:r>
-    </w:p>
-    <w:p>
-      <w:pPr>
-        <w:rPr>
-          <w:sz w:val="22"/>
-          <w:szCs w:val="22"/>
-        </w:rPr>
-      </w:pPr>
-    </w:p>
-    <w:p>
-      <w:pPr>
-        <w:rPr>
-          <w:sz w:val="22"/>
-          <w:szCs w:val="22"/>
-          <w:lang w:val="en-US"/>
-        </w:rPr>
-      </w:pPr>
-      <w:r>
-        <w:rPr>
-          <w:sz w:val="22"/>
-          <w:szCs w:val="22"/>
-          <w:lang w:val="en-US"/>
-        </w:rPr>
-        <w:t xml:space="preserve">User story </w:t>
-      </w:r>
-      <w:r>
-        <w:rPr>
-          <w:sz w:val="22"/>
-          <w:szCs w:val="22"/>
-          <w:lang w:val="en-US"/>
-        </w:rPr>
-        <w:t>2</w:t>
-      </w:r>
-      <w:r>
-        <w:rPr>
-          <w:sz w:val="22"/>
-          <w:szCs w:val="22"/>
-          <w:lang w:val="en-US"/>
-        </w:rPr>
-        <w:t>7</w:t>
-      </w:r>
-      <w:r>
-        <w:rPr>
-          <w:sz w:val="22"/>
-          <w:szCs w:val="22"/>
-          <w:lang w:val="en-US"/>
-        </w:rPr>
-        <w:t>: As a System, I want to track how many promotional items are added to baskets as well as how many promotional items are purchased so that the conversion rates can be calculated.</w:t>
-      </w:r>
-    </w:p>
-    <w:p>
-      <w:pPr>
-        <w:rPr>
-          <w:sz w:val="22"/>
-          <w:szCs w:val="22"/>
-        </w:rPr>
-      </w:pPr>
-      <w:r>
-        <w:rPr>
-          <w:sz w:val="22"/>
-          <w:szCs w:val="22"/>
-        </w:rPr>
-        <w:t>Primary actor(s): System</w:t>
-      </w:r>
-      <w:r>
-        <w:rPr>
-          <w:sz w:val="22"/>
-          <w:szCs w:val="22"/>
-        </w:rPr>
-        <w:br/>
-        <w:t>Secondary actor(s): Payment Processor</w:t>
-      </w:r>
-    </w:p>
-    <w:p>
-      <w:pPr>
-        <w:rPr>
-          <w:sz w:val="22"/>
-          <w:szCs w:val="22"/>
-        </w:rPr>
-      </w:pPr>
-      <w:r>
-        <w:rPr>
-          <w:sz w:val="22"/>
-          <w:szCs w:val="22"/>
-        </w:rPr>
-        <w:t>Main flow:</w:t>
-      </w:r>
-    </w:p>
-    <w:p>
-      <w:pPr>
-        <w:numPr>
-          <w:ilvl w:val="0"/>
-          <w:numId w:val="12"/>
-        </w:numPr>
-        <w:rPr>
-          <w:sz w:val="22"/>
-          <w:szCs w:val="22"/>
-        </w:rPr>
-      </w:pPr>
-      <w:r>
-        <w:rPr>
-          <w:sz w:val="22"/>
-          <w:szCs w:val="22"/>
-        </w:rPr>
-        <w:t>If an order containing campaign items is paid, increment purchased counters by quantities actually purchased.</w:t>
-      </w:r>
-    </w:p>
-    <w:p>
-      <w:pPr>
-        <w:rPr>
-          <w:sz w:val="22"/>
-          <w:szCs w:val="22"/>
-        </w:rPr>
-      </w:pPr>
-      <w:r>
-        <w:rPr>
-          <w:sz w:val="22"/>
-          <w:szCs w:val="22"/>
-        </w:rPr>
-        <w:t>Alternative flows</w:t>
-      </w:r>
-      <w:r>
-        <w:rPr>
-          <w:sz w:val="22"/>
-          <w:szCs w:val="22"/>
-        </w:rPr>
-        <w:t>:</w:t>
-      </w:r>
-      <w:r>
-        <w:rPr>
-          <w:sz w:val="22"/>
-          <w:szCs w:val="22"/>
-        </w:rPr>
-        <w:t xml:space="preserve"> If payment fails/unpaid </w:t>
-      </w:r>
-      <w:r>
-        <w:rPr>
-          <w:sz w:val="22"/>
-          <w:szCs w:val="22"/>
-        </w:rPr>
-        <w:t>(</w:t>
-      </w:r>
-      <w:r>
-        <w:rPr>
-          <w:sz w:val="22"/>
-          <w:szCs w:val="22"/>
-        </w:rPr>
-        <w:t>purchased counters do not increase</w:t>
-      </w:r>
-      <w:r>
-        <w:rPr>
-          <w:sz w:val="22"/>
-          <w:szCs w:val="22"/>
-        </w:rPr>
-        <w:t>).</w:t>
-      </w:r>
-    </w:p>
-    <w:p>
-      <w:pPr>
-        <w:rPr>
-          <w:sz w:val="22"/>
-          <w:szCs w:val="22"/>
-        </w:rPr>
-      </w:pPr>
-      <w:r>
-        <w:rPr>
-          <w:sz w:val="22"/>
-          <w:szCs w:val="22"/>
-        </w:rPr>
-        <w:t>For conversion rates:</w:t>
-      </w:r>
-    </w:p>
-    <w:p>
-      <w:pPr>
-        <w:rPr>
-          <w:sz w:val="22"/>
-          <w:szCs w:val="22"/>
-        </w:rPr>
-      </w:pPr>
-      <w:r>
-        <w:rPr>
-          <w:sz w:val="22"/>
-          <w:szCs w:val="22"/>
-        </w:rPr>
-        <w:t xml:space="preserve">Primary actor(s): IPOS-PU Admin </w:t>
-      </w:r>
-    </w:p>
-    <w:p>
-      <w:pPr>
-        <w:rPr>
-          <w:sz w:val="22"/>
-          <w:szCs w:val="22"/>
-        </w:rPr>
-      </w:pPr>
-      <w:r>
-        <w:rPr>
-          <w:sz w:val="22"/>
-          <w:szCs w:val="22"/>
-        </w:rPr>
-        <w:t>Main flow:</w:t>
-      </w:r>
-    </w:p>
-    <w:p>
-      <w:pPr>
-        <w:numPr>
-          <w:ilvl w:val="0"/>
-          <w:numId w:val="14"/>
-        </w:numPr>
-        <w:rPr>
-          <w:sz w:val="22"/>
-          <w:szCs w:val="22"/>
-        </w:rPr>
-      </w:pPr>
-      <w:r>
-        <w:rPr>
-          <w:sz w:val="22"/>
-          <w:szCs w:val="22"/>
-        </w:rPr>
-        <w:t>System shows counters for campaign clicks, item added, item purchased.</w:t>
-      </w:r>
-    </w:p>
-    <w:p>
-      <w:pPr>
-        <w:numPr>
-          <w:ilvl w:val="0"/>
-          <w:numId w:val="14"/>
-        </w:numPr>
-        <w:rPr>
-          <w:sz w:val="22"/>
-          <w:szCs w:val="22"/>
-        </w:rPr>
-      </w:pPr>
-      <w:r>
-        <w:rPr>
-          <w:sz w:val="22"/>
-          <w:szCs w:val="22"/>
-        </w:rPr>
-        <w:t>System provides conversion ratios (purchased/added) per item.</w:t>
-      </w:r>
-    </w:p>
-    <w:p>
-      <w:pPr>
-        <w:rPr>
-          <w:sz w:val="22"/>
-          <w:szCs w:val="22"/>
-        </w:rPr>
-      </w:pPr>
+        <w:t xml:space="preserve"> As an Administrator, I want to cancel a campaign before its end date so promotions </w:t>
+      </w:r>
+      <w:r>
+        <w:rPr>
+          <w:sz w:val="22"/>
+          <w:szCs w:val="22"/>
+          <w:lang w:val="en-US"/>
+        </w:rPr>
+        <w:t>can be stopped earlier if necessary.</w:t>
+      </w:r>
     </w:p>
     <w:p>
       <w:pPr>
@@ -6164,6 +5573,25 @@
       <w:spacing w:val="5"/>
     </w:rPr>
   </w:style>
+  <w:style w:type="table" w:styleId="TableGrid">
+    <w:name w:val="Table Grid"/>
+    <w:basedOn w:val="TableNormal"/>
+    <w:uiPriority w:val="39"/>
+    <w:rsid w:val="0031786C"/>
+    <w:pPr>
+      <w:spacing w:after="0" w:line="240" w:lineRule="auto"/>
+    </w:pPr>
+    <w:tblPr>
+      <w:tblBorders>
+        <w:top w:val="single" w:sz="4" w:space="0" w:color="auto"/>
+        <w:left w:val="single" w:sz="4" w:space="0" w:color="auto"/>
+        <w:bottom w:val="single" w:sz="4" w:space="0" w:color="auto"/>
+        <w:right w:val="single" w:sz="4" w:space="0" w:color="auto"/>
+        <w:insideH w:val="single" w:sz="4" w:space="0" w:color="auto"/>
+        <w:insideV w:val="single" w:sz="4" w:space="0" w:color="auto"/>
+      </w:tblBorders>
+    </w:tblPr>
+  </w:style>
 </w:styles>
 </file>
 
